--- a/docs/System_and_Complexity_Science_Full_English_Monograph.docx
+++ b/docs/System_and_Complexity_Science_Full_English_Monograph.docx
@@ -42,7 +42,7 @@
     </w:p>
     <w:p>
       <w:r>
-        <w:pict w14:anchorId="0076429A">
+        <w:pict>
           <v:rect id="_x0000_i1025" style="width:0;height:1.5pt" o:hralign="center" o:hrstd="t" o:hr="t"/>
         </w:pict>
       </w:r>
@@ -312,7 +312,7 @@
         <w:pStyle w:val="a0"/>
       </w:pPr>
       <w:r>
-        <w:t>Explain predecessors using axioms, rather than proving oneself using predecessors. From Laozi and Zhuangzi’s boundary partitioning, Wang Yangming’s conscience, Kant’s legislation, to Qian Xuesen’s open complex giant systems, Wu Xuemou’s Pansystems Theory, and Cao Longbing’s Non-IID theory—the formal closed loop established by this system does not abandon predecessors, but rather allows every fragment of wisdom from ancient sages to find its ultimate position in the complete physical puzzle.</w:t>
+        <w:t>Explain predecessors using axioms, rather than proving oneself using predecessors. From Spencer-Brown’s distinction, Kant’s legislation, and Popper’s falsifiability, to Qian Xuesen’s open complex giant systems, Wu Xuemou’s Pansystems Theory, and Cao Longbing’s Non-IID theory—the formal closed loop established by this system does not abandon predecessors, but rather allows every fragment of wisdom from ancient sages to find its ultimate position in the complete physical puzzle.</w:t>
       </w:r>
     </w:p>
     <w:p>
@@ -354,11 +354,14 @@
         <w:pStyle w:val="a0"/>
       </w:pPr>
       <w:r>
+        <w:t xml:space="preserve">Empiricism is the ought-to-be established through intuitive trial and error; philosophy is the ought-to-be established through second-order reflection; physics </w:t>
+      </w:r>
+      <w:r>
         <w:lastRenderedPageBreak/>
-        <w:t>Empiricism is the ought-to-be established through intuitive trial and error; philosophy is the ought-to-be established through second-order reflection; physics is the ought-to-be established through microscopic rigid rules; systems science is the ought-to-be established through macroscopic collaborative topology. Empiricism, philosophy, physics, and systems science are all cornerstones of human order construction. Systems and Complexity Science, as the horizontal axis studying the universal laws of generati</w:t>
-      </w:r>
-      <w:r>
-        <w:t>on, persistence, and evolution of ought-to-be systems across all specific disciplines, naturally occupies the common underlying mediating position of all specific disciplines, and is therefore established as “Metascience (i.e., the Science of Sciences)”.</w:t>
+        <w:t>is the ought-to-be established through microscopic rigid rules; systems science is the ought-to-be established through macroscopic collaborative topology. Empiricism, philosophy, physics, and systems science are all cornerstones of human order construction. Systems and Complexity Science, as the horizontal axis studying the universal laws of generation, persistence, and evolution of ought-to-be systems across all specific disciplines, naturally occupies the common underlying mediating position of all specif</w:t>
+      </w:r>
+      <w:r>
+        <w:t>ic disciplines, and is therefore established as “Metascience (i.e., the Science of Sciences)”.</w:t>
       </w:r>
     </w:p>
     <w:p>
@@ -407,15 +410,15 @@
         <w:pStyle w:val="a0"/>
       </w:pPr>
       <w:r>
-        <w:t>Once the order of the most difficult open complex giant systems is established and closed-loop computability is achieved, empirical trial and error, philosophical self-reflection, religious precepts, and reductionist models all transform into their boundary-creation dimension reduction and degenerate fallbacks in local phase space. It seamlessly fuses the intuition of empiricism, the self-reflection of philosophy, the constraints of physics, and the topology of systems into a formal closed loop of “generati</w:t>
-      </w:r>
-      <w:r>
-        <w:t>on by boundary creation, persistence by rigid constraints, and evolution by residual feedback.” Far from discarding predecessors, it provides universal executable physical and mathematical source codes for governing open complex giant systems.</w:t>
-      </w:r>
-    </w:p>
-    <w:p>
-      <w:r>
-        <w:pict w14:anchorId="53E5D068">
+        <w:t>Once the order of the most difficult open complex giant systems is established and closed-loop computability is achieved, empirical trial and error, philosophical self-reflection, institutional norms, and reductionist models all transform into their boundary-creation dimension reduction and degenerate fallbacks in local phase space. It seamlessly fuses the intuition of empiricism, the self-reflection of philosophy, the constraints of physics, and the topology of systems into a formal closed loop of “generat</w:t>
+      </w:r>
+      <w:r>
+        <w:t>ion by boundary creation, persistence by rigid constraints, and evolution by residual feedback.” Far from discarding predecessors, it provides universal executable physical and mathematical source codes for governing open complex giant systems.</w:t>
+      </w:r>
+    </w:p>
+    <w:p>
+      <w:r>
+        <w:pict>
           <v:rect id="_x0000_i1026" style="width:0;height:1.5pt" o:hralign="center" o:hrstd="t" o:hr="t"/>
         </w:pict>
       </w:r>
@@ -469,7 +472,25 @@
           <w:b/>
           <w:bCs/>
         </w:rPr>
-        <w:t>Without an observer, there is no world. Once disorder is observed, it immediately manifests as the world. Above physics, the world is order.</w:t>
+        <w:t>Without an observer’s boundary creation, there is no ought-to-be representational world (</w:t>
+      </w:r>
+      <m:oMath>
+        <m:r>
+          <m:rPr>
+            <m:sty m:val="p"/>
+          </m:rPr>
+          <w:rPr>
+            <w:rFonts w:ascii="Cambria Math" w:hAnsi="Cambria Math"/>
+          </w:rPr>
+          <m:t>Ω</m:t>
+        </m:r>
+      </m:oMath>
+      <w:r>
+        <w:rPr>
+          <w:b/>
+          <w:bCs/>
+        </w:rPr>
+        <w:t>). Once disorder is observed, it immediately manifests as the world. Above physics, the world is order.</w:t>
       </w:r>
     </w:p>
     <w:p>
@@ -526,7 +547,21 @@
         <w:t>Axiom 0 (Axiom Zero · Observer Emergence Law)</w:t>
       </w:r>
       <w:r>
-        <w:t>: The observer is not an a priori preset starting point, but a self-sustaining steady state naturally reached within disorder. Without an observer, there is no world.</w:t>
+        <w:t>: The observer is not an a priori preset starting point, but a self-sustaining steady state naturally reached within disorder. Without an observer’s boundary creation, there is no ought-to-be representational world (</w:t>
+      </w:r>
+      <m:oMath>
+        <m:r>
+          <m:rPr>
+            <m:sty m:val="p"/>
+          </m:rPr>
+          <w:rPr>
+            <w:rFonts w:ascii="Cambria Math" w:hAnsi="Cambria Math"/>
+          </w:rPr>
+          <m:t>Ω</m:t>
+        </m:r>
+      </m:oMath>
+      <w:r>
+        <w:t>).</w:t>
       </w:r>
     </w:p>
     <w:p>
@@ -583,7 +618,21 @@
         <w:t>Proposition 1 (Manifestation of the World)</w:t>
       </w:r>
       <w:r>
-        <w:t>: Without the presence and awareness of an observer, order has nowhere to attach; without boundary creation and order establishment, the world cannot be established.</w:t>
+        <w:t>: Without the boundary-creating presence and awareness of an observer, order has nowhere to attach; without boundary creation and order establishment, the ought-to-be representational world (</w:t>
+      </w:r>
+      <m:oMath>
+        <m:r>
+          <m:rPr>
+            <m:sty m:val="p"/>
+          </m:rPr>
+          <w:rPr>
+            <w:rFonts w:ascii="Cambria Math" w:hAnsi="Cambria Math"/>
+          </w:rPr>
+          <m:t>Ω</m:t>
+        </m:r>
+      </m:oMath>
+      <w:r>
+        <w:t>) cannot be established.</w:t>
       </w:r>
     </w:p>
     <w:p>
@@ -599,14 +648,11 @@
           <w:b/>
           <w:bCs/>
         </w:rPr>
+        <w:lastRenderedPageBreak/>
         <w:t>Deduction</w:t>
       </w:r>
       <w:r>
-        <w:t xml:space="preserve">: According to Definition 1, disorder is the unpartitioned whole. According to Definition 3, the world is the manifestation of the bounded orderly scope after boundary creation. The instant the observer performs boundary creation to cut inside from outside, it not </w:t>
-      </w:r>
-      <w:r>
-        <w:lastRenderedPageBreak/>
-        <w:t>only establishes the ought-to-be boundary, but also simultaneously establishes the all-domain scalar potential energy field and negative entropy attractor pointing to the self-sustaining steady state inside the boundary. If no observer performs bo</w:t>
+        <w:t>: According to Definition 1, disorder is the unpartitioned whole. According to Definition 3, the world is the manifestation of the bounded orderly scope after boundary creation. The instant the observer performs boundary creation to cut inside from outside, it not only establishes the ought-to-be boundary, but also simultaneously establishes the all-domain scalar potential energy field and negative entropy attractor pointing to the self-sustaining steady state inside the boundary. If no observer performs bo</w:t>
       </w:r>
       <w:r>
         <w:t>undary creation, the distinction between inside and outside ceases to exist, and states return to unpartitioned disorder. Therefore, observer presence and execution of boundary creation are the prerequisite necessary and sufficient conditions for the manifestation of the world, potential energy fields, and order.</w:t>
@@ -718,7 +764,11 @@
         <w:t>[Geometric Projection Declaration of “One Boundary, Three Facets”]</w:t>
       </w:r>
       <w:r>
-        <w:t>: Actual reality, ought-to-be reality, and residuals simultaneously manifest. Their expansion in mathematics and dynamics inevitably requires corresponding geometric phase spaces and state manifolds to be synchronously present. Therefore, the following terms are not post-hoc tools, but indispensable geometric skeletons when the three-fold reality manifests:</w:t>
+        <w:t xml:space="preserve">: Actual reality, ought-to-be reality, and residuals simultaneously manifest. Their expansion </w:t>
+      </w:r>
+      <w:r>
+        <w:lastRenderedPageBreak/>
+        <w:t>in mathematics and dynamics inevitably requires corresponding geometric phase spaces and state manifolds to be synchronously present. Therefore, the following terms are not post-hoc tools, but indispensable geometric skeletons when the three-fold reality manifests:</w:t>
       </w:r>
     </w:p>
     <w:p>
@@ -727,7 +777,6 @@
       </w:pPr>
       <w:bookmarkStart w:id="8" w:name="Xf489a1842f44b53208c1c179074c85e45545527"/>
       <w:r>
-        <w:lastRenderedPageBreak/>
         <w:t>[Terminology Native Growth Chain I: Phase Space (</w:t>
       </w:r>
       <m:oMath>
@@ -798,14 +847,7 @@
           <w:b/>
           <w:bCs/>
         </w:rPr>
-        <w:t xml:space="preserve"> </w:t>
-      </w:r>
-      <w:r>
-        <w:rPr>
-          <w:b/>
-          <w:bCs/>
-        </w:rPr>
-        <w:t>Phase Space Notation Unified Definition (</w:t>
+        <w:t xml:space="preserve"> Phase Space Notation Unified Definition (</w:t>
       </w:r>
       <m:oMath>
         <m:r>
@@ -1334,6 +1376,7 @@
           <w:b/>
           <w:bCs/>
         </w:rPr>
+        <w:lastRenderedPageBreak/>
         <w:t xml:space="preserve">Prospective Expectations </w:t>
       </w:r>
       <m:oMath>
@@ -1409,11 +1452,7 @@
         <w:t>)</w:t>
       </w:r>
       <w:r>
-        <w:t xml:space="preserve">: The ought-to-be framework not only describes the present, but inevitably projects and pre-judges actual reality states in the next temporal step (prospective expectation). When actual reality manifests next time, the </w:t>
-      </w:r>
-      <w:r>
-        <w:lastRenderedPageBreak/>
-        <w:t xml:space="preserve">indelible deviation and gap between objective actual reality and subjective expectation is the [Residual]. The mathematical formula measuring the overall absolute intensity of this gap is the [State Norm Difference </w:t>
+        <w:t xml:space="preserve">: The ought-to-be framework not only describes the present, but inevitably projects and pre-judges actual reality states in the next temporal step (prospective expectation). When actual reality manifests next time, the indelible deviation and gap between objective actual reality and subjective expectation is the [Residual]. The mathematical formula measuring the overall absolute intensity of this gap is the [State Norm Difference </w:t>
       </w:r>
       <m:oMath>
         <m:r>
@@ -1712,7 +1751,11 @@
         <w:t>tory of residuals inside a safe dead zone</w:t>
       </w:r>
       <w:r>
-        <w:t xml:space="preserve"> at the physical critical point, called in mathematics [Compact Support (</w:t>
+        <w:t xml:space="preserve"> at the physical critical point, </w:t>
+      </w:r>
+      <w:r>
+        <w:lastRenderedPageBreak/>
+        <w:t>called in mathematics [Compact Support (</w:t>
       </w:r>
       <m:oMath>
         <m:sSub>
@@ -1742,16 +1785,12 @@
         </m:sSub>
       </m:oMath>
       <w:r>
-        <w:t xml:space="preserve">)]; risk probability states whose infinitely divergent tails are cut off by compact support converge statistically to [Sub-Gaussian] distributions. Qualitatively speaking, the essence of sub-Gaussian truncation is for the observer, relying on </w:t>
-      </w:r>
-      <w:r>
-        <w:lastRenderedPageBreak/>
-        <w:t>uncrossable baseline conscience, to forcibly sever heavy-tailed infinite divergence of blind profit-seeking at physical critical points, firmly anchoring the system inside a compact territory of safe survival.</w:t>
-      </w:r>
-    </w:p>
-    <w:p>
-      <w:r>
-        <w:pict w14:anchorId="3279040B">
+        <w:t>)]; risk probability states whose infinitely divergent tails are cut off by compact support converge statistically to [Sub-Gaussian] distributions. Qualitatively speaking, the essence of sub-Gaussian truncation is for the observer, relying on uncrossable baseline conscience, to forcibly sever heavy-tailed infinite divergence of blind profit-seeking at physical critical points, firmly anchoring the system inside a compact territory of safe survival.</w:t>
+      </w:r>
+    </w:p>
+    <w:p>
+      <w:r>
+        <w:pict>
           <v:rect id="_x0000_i1027" style="width:0;height:1.5pt" o:hralign="center" o:hrstd="t" o:hr="t"/>
         </w:pict>
       </w:r>
@@ -2204,7 +2243,7 @@
         <w:pStyle w:val="a0"/>
       </w:pPr>
       <w:r>
-        <w:t>This closed loop is the ontogenetic starting point of all human constructs. Whatever humans construct—whether intuitive common sense of empiricism, hypotheses of scientific paradigms, precepts of religious doctrines, or rhythms of artistic forms—without exception obeys boundary creation establishing ought-to-be, rigid rules establishing constraints, and residual-driven evolution. Apart from these three, no order in human civilization can be born or sustained (</w:t>
+        <w:t>This closed loop is the ontogenetic starting point of all human constructs. Whatever humans construct—whether intuitive common sense of empiricism, hypotheses of scientific paradigms, institutional norms, or rhythms of artistic forms—without exception obeys boundary creation establishing ought-to-be, rigid rules establishing constraints, and residual-driven evolution. Apart from these three, no order in human civilization can be born or sustained (</w:t>
       </w:r>
       <w:r>
         <w:rPr>
@@ -2248,6 +2287,7 @@
           <w:b/>
           <w:bCs/>
         </w:rPr>
+        <w:lastRenderedPageBreak/>
         <w:t>Logic</w:t>
       </w:r>
       <w:r>
@@ -2267,7 +2307,6 @@
           <w:b/>
           <w:bCs/>
         </w:rPr>
-        <w:lastRenderedPageBreak/>
         <w:t>Model</w:t>
       </w:r>
       <w:r>
@@ -2558,7 +2597,11 @@
         <w:t>)</w:t>
       </w:r>
       <w:r>
-        <w:t>: Governance of open complex giant systems requires two forces of work: human brain responsible for “jumping out of deadlock, re-drawing big boundary” (second-order function), and machine responsible for “extremely fast concurrent computation inside set big boundary” (first-order essence). These two forces expand in independent directions and can never replace each other (orthogonal), but in every genuine system work, they must be tightly interlocked and completely entangled together (unity). This mathemat</w:t>
+        <w:t xml:space="preserve">: Governance of open complex giant systems requires two forces of work: human brain responsible for “jumping out of deadlock, re-drawing big boundary” (second-order function), and machine responsible for “extremely fast concurrent computation inside set big boundary” (first-order essence). These two forces expand in independent directions and can never replace each other (orthogonal), but in every genuine system work, they must be tightly interlocked and completely entangled together (unity). This </w:t>
+      </w:r>
+      <w:r>
+        <w:lastRenderedPageBreak/>
+        <w:t>mathemat</w:t>
       </w:r>
       <w:r>
         <w:t xml:space="preserve">ical relationship of “expanding independently yet indivisibly fusing into one to perform work” is the [Tensor Product </w:t>
@@ -2580,8 +2623,7 @@
     </w:p>
     <w:p>
       <w:r>
-        <w:lastRenderedPageBreak/>
-        <w:pict w14:anchorId="679CEC44">
+        <w:pict>
           <v:rect id="_x0000_i1028" style="width:0;height:1.5pt" o:hralign="center" o:hrstd="t" o:hr="t"/>
         </w:pict>
       </w:r>
@@ -2693,7 +2735,7 @@
     </w:p>
     <w:p>
       <w:r>
-        <w:pict w14:anchorId="0A20D77B">
+        <w:pict>
           <v:rect id="_x0000_i1029" style="width:0;height:1.5pt" o:hralign="center" o:hrstd="t" o:hr="t"/>
         </w:pict>
       </w:r>
@@ -2741,6 +2783,7 @@
       <w:bookmarkStart w:id="20" w:name="exclusivity-and-hard-collisions"/>
       <w:bookmarkEnd w:id="19"/>
       <w:r>
+        <w:lastRenderedPageBreak/>
         <w:t>4.2 Exclusivity and Hard Collisions</w:t>
       </w:r>
     </w:p>
@@ -2757,7 +2800,6 @@
         <w:pStyle w:val="a0"/>
       </w:pPr>
       <w:r>
-        <w:lastRenderedPageBreak/>
         <w:t>Demands at one place mean reductions at another; expansion at one place means squeezing at another. Exclusivity is the hardest physical reality when multiple boundaries encounter.</w:t>
       </w:r>
     </w:p>
@@ -2886,7 +2928,7 @@
     </w:p>
     <w:p>
       <w:r>
-        <w:pict w14:anchorId="28F736F1">
+        <w:pict>
           <v:rect id="_x0000_i1030" style="width:0;height:1.5pt" o:hralign="center" o:hrstd="t" o:hr="t"/>
         </w:pict>
       </w:r>
@@ -2899,6 +2941,7 @@
       <w:bookmarkEnd w:id="22"/>
       <w:bookmarkEnd w:id="18"/>
       <w:r>
+        <w:lastRenderedPageBreak/>
         <w:t>Chapter 5: End-of-Volume Isomorphism: Continuing the Original Inquiries of Ancient Sages</w:t>
       </w:r>
     </w:p>
@@ -2907,17 +2950,16 @@
         <w:pStyle w:val="FirstParagraph"/>
       </w:pPr>
       <w:r>
-        <w:t>The boundary creation, ought-to-be, and residual closed loop established by this system is not an isolated armchair conception, but the unfinished inquiry pointed to by Eastern and Western sages of human civilization over two thousand years in pure epistemological dimensions.</w:t>
+        <w:t>The boundary creation, ought-to-be, and residual closed loop established by this system is not an isolated armchair conception, but the unfinished inquiry pointed to by scientific philosophy and mathematical logic pioneers of human civilization in pure epistemological dimensions.</w:t>
       </w:r>
     </w:p>
     <w:p>
       <w:pPr>
         <w:pStyle w:val="4"/>
       </w:pPr>
-      <w:bookmarkStart w:id="24" w:name="i.-daoism-dao-and-boundary-creation"/>
-      <w:r>
-        <w:lastRenderedPageBreak/>
-        <w:t>I. Daoism — “Dao” and “Boundary Creation”</w:t>
+      <w:bookmarkStart w:id="24" w:name="X108df91d777e4313204001f193dbade52efe9be"/>
+      <w:r>
+        <w:t>I. Immanuel Kant — “Human Mind Legislates Nature” and Subject A Priori Categorical Boundary Creation</w:t>
       </w:r>
     </w:p>
     <w:p>
@@ -2925,27 +2967,47 @@
         <w:pStyle w:val="FirstParagraph"/>
       </w:pPr>
       <w:r>
-        <w:t xml:space="preserve">Laozi said “The nameless is the beginning of heaven and earth”, which is unpartitioned disorder; “The named is the mother of all things”, which is observer boundary creation establishing ought-to-be framework; “Dao gives birth to One”, which is the instant of boundary establishment. Zhuangzi said in </w:t>
+        <w:t xml:space="preserve">Kant explicitly proposed in the </w:t>
       </w:r>
       <w:r>
         <w:rPr>
           <w:i/>
           <w:iCs/>
         </w:rPr>
-        <w:t>On Equalizing All Things</w:t>
-      </w:r>
-      <w:r>
-        <w:t xml:space="preserve"> “Nothing is not that, nothing is not this”, pointing out all things originate from observer partitioning and boundary setting. Axioms of this system are isomorphic with this inquiry.</w:t>
+        <w:t>Critique of Pure Reason</w:t>
+      </w:r>
+      <w:r>
+        <w:t xml:space="preserve"> that “the human mind legislates for nature,” deeply realizing that human cognition is not a passive mirror of the external world, but that the observer subject takes the initiative to delineate boundaries with a priori cognitive categories (the a priori boundary creation operator </w:t>
+      </w:r>
+      <m:oMath>
+        <m:r>
+          <m:rPr>
+            <m:sty m:val="p"/>
+          </m:rPr>
+          <w:rPr>
+            <w:rFonts w:ascii="Cambria Math" w:hAnsi="Cambria Math"/>
+          </w:rPr>
+          <m:t>Π</m:t>
+        </m:r>
+      </m:oMath>
+      <w:r>
+        <w:t>). The “residual-driven second-order evolution” revealed by the third axiom of this system provides Kant’s epistemology with a cybernetic dynamical self-healing and model rewriting mechanism.</w:t>
       </w:r>
     </w:p>
     <w:p>
       <w:pPr>
         <w:pStyle w:val="4"/>
       </w:pPr>
-      <w:bookmarkStart w:id="25" w:name="X598ad5b44f606a2124b9f8d8ccd804c76d57996"/>
+      <w:bookmarkStart w:id="25" w:name="Xcbbba58fa455421219d584e0b08c8cc1f573d58"/>
       <w:bookmarkEnd w:id="24"/>
       <w:r>
-        <w:t>II. Buddhism — “Mind-Only” and “Observer Cognition”</w:t>
+        <w:t xml:space="preserve">II. George Spencer-Brown — </w:t>
+      </w:r>
+      <w:r>
+        <w:t>Laws of Form</w:t>
+      </w:r>
+      <w:r>
+        <w:t xml:space="preserve"> and Primitive Boundary</w:t>
       </w:r>
     </w:p>
     <w:p>
@@ -2953,88 +3015,7 @@
         <w:pStyle w:val="FirstParagraph"/>
       </w:pPr>
       <w:r>
-        <w:t>“The three realms are mind-only, all phenomena are consciousness-only” is isomorphic with “without observer there is no world”; “parikalpita” (imagined nature) is boundary creation establishing ought-to-be, “transforming consciousness into wisdom” is observer self-reflecting and reconstructing ought-to-be framework. Both are isomorphic with axioms of this system.</w:t>
-      </w:r>
-    </w:p>
-    <w:p>
-      <w:pPr>
-        <w:pStyle w:val="4"/>
-      </w:pPr>
-      <w:bookmarkStart w:id="26" w:name="X8bca3ae037159982a7421f4322f4159c127b5d6"/>
-      <w:bookmarkEnd w:id="25"/>
-      <w:r>
-        <w:t>III. Confucian Mind Philosophy — “No Object Outside Mind” and “Unity of Knowledge and Action”</w:t>
-      </w:r>
-    </w:p>
-    <w:p>
-      <w:pPr>
-        <w:pStyle w:val="FirstParagraph"/>
-      </w:pPr>
-      <w:r>
-        <w:t>“Before viewing this flower, it returns to silence; when viewing this flower, its colors become clear at once” is observer boundary creation confirming rights; “unity of knowledge and action” is closed-loop work of cognitive and active states. The concept of “conscience” is an a priori meta-rule preventing framework collapse.</w:t>
-      </w:r>
-    </w:p>
-    <w:p>
-      <w:pPr>
-        <w:pStyle w:val="4"/>
-      </w:pPr>
-      <w:bookmarkStart w:id="27" w:name="Xf53df98b325e802a443674a52ed1bd47da7e20c"/>
-      <w:bookmarkEnd w:id="26"/>
-      <w:r>
-        <w:t>IV. Immanuel Kant — “Human Mind Legislates Nature”</w:t>
-      </w:r>
-    </w:p>
-    <w:p>
-      <w:pPr>
-        <w:pStyle w:val="FirstParagraph"/>
-      </w:pPr>
-      <w:r>
-        <w:t>Kant proposed “human mind legislates nature”, advocating subjects carrying a priori categories to perform boundary creation. “Residual-driven evolution” revealed by the third axiom can be viewed as a supplement to his paradigm rewriting mechanism.</w:t>
-      </w:r>
-    </w:p>
-    <w:p>
-      <w:pPr>
-        <w:pStyle w:val="4"/>
-      </w:pPr>
-      <w:bookmarkStart w:id="28" w:name="Xeb1b70b2fb4ba9cc90ea67f54109cd52a702e69"/>
-      <w:bookmarkEnd w:id="27"/>
-      <w:r>
-        <w:t>V. Christian Theology — “In the Beginning Was the Word”</w:t>
-      </w:r>
-    </w:p>
-    <w:p>
-      <w:pPr>
-        <w:pStyle w:val="FirstParagraph"/>
-      </w:pPr>
-      <w:r>
-        <w:t>Gospel of John says “In the beginning was the Word (Logos)”</w:t>
-      </w:r>
-      <w:r>
-        <w:t>. God drew order using Logos. Logos and formal axioms are isomorphic here.</w:t>
-      </w:r>
-    </w:p>
-    <w:p>
-      <w:pPr>
-        <w:pStyle w:val="4"/>
-      </w:pPr>
-      <w:bookmarkStart w:id="29" w:name="Xa5ed68705909788fae0333e16fe2ca5fc7935ab"/>
-      <w:bookmarkEnd w:id="28"/>
-      <w:r>
-        <w:t xml:space="preserve">VI. George Spencer-Brown — </w:t>
-      </w:r>
-      <w:r>
-        <w:t>Laws of Form</w:t>
-      </w:r>
-      <w:r>
-        <w:t xml:space="preserve"> and Primitive Boundary</w:t>
-      </w:r>
-    </w:p>
-    <w:p>
-      <w:pPr>
-        <w:pStyle w:val="FirstParagraph"/>
-      </w:pPr>
-      <w:r>
-        <w:t xml:space="preserve">Spencer-Brown wrote in </w:t>
+        <w:t xml:space="preserve">George Spencer-Brown resolutely declared as the first axiom in his foundational work of formal logic, </w:t>
       </w:r>
       <w:r>
         <w:rPr>
@@ -3044,17 +3025,17 @@
         <w:t>Laws of Form</w:t>
       </w:r>
       <w:r>
-        <w:t xml:space="preserve"> as first axiom “Draw a distinction”, proving all formal systems are born from this first boundary creation. Axioms of this system are isomorphic with this.</w:t>
+        <w:t xml:space="preserve"> (1969): “Draw a distinction,” mathematically proving that all formal axiomatic systems are born from this first boundary-creating kinetic energy. Axiom 0 (Observer Emergence Law) and Axiom 1 (Generation Axiom) of this system are strictly dual and isomorphic to this classic in formal algebra and topological manifolds.</w:t>
       </w:r>
     </w:p>
     <w:p>
       <w:pPr>
         <w:pStyle w:val="4"/>
       </w:pPr>
-      <w:bookmarkStart w:id="30" w:name="X2754c24a154481d2bac4d966cf34be47f03c71a"/>
-      <w:bookmarkEnd w:id="29"/>
-      <w:r>
-        <w:t>VII. Karl Popper — “Falsifiability” and “Residual-Driven”</w:t>
+      <w:bookmarkStart w:id="26" w:name="Xf24356772cea7cb9cc62d1d708e286b0ca698bd"/>
+      <w:bookmarkEnd w:id="25"/>
+      <w:r>
+        <w:t>III. Karl Popper — “Falsifiability” and Residual-Driven Paradigm Rewriting</w:t>
       </w:r>
     </w:p>
     <w:p>
@@ -3062,7 +3043,89 @@
         <w:pStyle w:val="FirstParagraph"/>
       </w:pPr>
       <w:r>
-        <w:t>Popper proposed counterexample-driven scientific revolutions. Third law of this system “stagnation without residuals” is thoroughly isomorphic with Popper’s counterexample falsifiability drive.</w:t>
+        <w:t xml:space="preserve">Karl Popper dispelled positivist inductivism and established the trial-and-error evolutionism driven by counterexamples and residuals in scientific revolutions. The third axiom of this system, “without residuals, order stagnates; with self-healing residuals, order sustains,” strictly formalizes Popper’s counterexample falsifiability drive into the anti-entropy transition dynamics of differential residual functional norm difference </w:t>
+      </w:r>
+      <m:oMath>
+        <m:r>
+          <m:rPr>
+            <m:sty m:val="p"/>
+          </m:rPr>
+          <w:rPr>
+            <w:rFonts w:ascii="Cambria Math" w:hAnsi="Cambria Math"/>
+          </w:rPr>
+          <m:t>Δ=∥</m:t>
+        </m:r>
+        <m:sSub>
+          <m:sSubPr>
+            <m:ctrlPr>
+              <w:rPr>
+                <w:rFonts w:ascii="Cambria Math" w:hAnsi="Cambria Math"/>
+              </w:rPr>
+            </m:ctrlPr>
+          </m:sSubPr>
+          <m:e>
+            <m:r>
+              <w:rPr>
+                <w:rFonts w:ascii="Cambria Math" w:hAnsi="Cambria Math"/>
+              </w:rPr>
+              <m:t>X</m:t>
+            </m:r>
+          </m:e>
+          <m:sub>
+            <m:r>
+              <m:rPr>
+                <m:nor/>
+              </m:rPr>
+              <m:t>real</m:t>
+            </m:r>
+          </m:sub>
+        </m:sSub>
+        <m:r>
+          <m:rPr>
+            <m:sty m:val="p"/>
+          </m:rPr>
+          <w:rPr>
+            <w:rFonts w:ascii="Cambria Math" w:hAnsi="Cambria Math"/>
+          </w:rPr>
+          <m:t>-</m:t>
+        </m:r>
+        <m:sSub>
+          <m:sSubPr>
+            <m:ctrlPr>
+              <w:rPr>
+                <w:rFonts w:ascii="Cambria Math" w:hAnsi="Cambria Math"/>
+              </w:rPr>
+            </m:ctrlPr>
+          </m:sSubPr>
+          <m:e>
+            <m:r>
+              <w:rPr>
+                <w:rFonts w:ascii="Cambria Math" w:hAnsi="Cambria Math"/>
+              </w:rPr>
+              <m:t>X</m:t>
+            </m:r>
+          </m:e>
+          <m:sub>
+            <m:r>
+              <m:rPr>
+                <m:nor/>
+              </m:rPr>
+              <m:t>target</m:t>
+            </m:r>
+          </m:sub>
+        </m:sSub>
+        <m:r>
+          <m:rPr>
+            <m:sty m:val="p"/>
+          </m:rPr>
+          <w:rPr>
+            <w:rFonts w:ascii="Cambria Math" w:hAnsi="Cambria Math"/>
+          </w:rPr>
+          <m:t>∥</m:t>
+        </m:r>
+      </m:oMath>
+      <w:r>
+        <w:t>.</w:t>
       </w:r>
     </w:p>
     <w:p>
@@ -3074,16 +3137,15 @@
           <w:b/>
           <w:bCs/>
         </w:rPr>
-        <w:lastRenderedPageBreak/>
-        <w:t>Cross-Dimensional Isomorphism Continuation Declaration</w:t>
-      </w:r>
-      <w:r>
-        <w:t>: All seven above are original inquiries and isomorphisms of human civilization in pure epistemological and philosophical thinking dimensions on “boundary creation and order”. Modern scientific and cybernetic isomorphisms (such as Wheeler, Schrödinger, Wiener, Ashby, Qian Xuesen, Wu Xuemou, Cao Longbing, etc.) await completion after formal operators, five-dimensional dual helix, and industrial verdict data are presented in the final volume (Volume V, Chapter 3).</w:t>
-      </w:r>
-    </w:p>
-    <w:p>
-      <w:r>
-        <w:pict w14:anchorId="2F038A4D">
+        <w:t>Epistemological Isomorphism Declaration</w:t>
+      </w:r>
+      <w:r>
+        <w:t>: The three pioneers above completed the original inquiries into “boundary creation and self-sustaining order” from the dimensions of epistemology and mathematical logic. Modern scientific and cybernetic isomorphisms (such as Newton, Wheeler, Schrödinger, Shannon, Wiener, Ashby, Qian Xuesen, Wu Xuemou, Cao Longbing, etc.) await completion after formal operators, five-dimensional dual helix, and industrial verdict data are presented in the final volume (Volume V, Chapter 3).</w:t>
+      </w:r>
+    </w:p>
+    <w:p>
+      <w:r>
+        <w:pict>
           <v:rect id="_x0000_i1031" style="width:0;height:1.5pt" o:hralign="center" o:hrstd="t" o:hr="t"/>
         </w:pict>
       </w:r>
@@ -3092,11 +3154,12 @@
       <w:pPr>
         <w:pStyle w:val="1"/>
       </w:pPr>
-      <w:bookmarkStart w:id="31" w:name="volume-ii-formal-work-and-algorithms"/>
-      <w:bookmarkEnd w:id="30"/>
+      <w:bookmarkStart w:id="27" w:name="volume-ii-formal-work-and-algorithms"/>
+      <w:bookmarkEnd w:id="26"/>
       <w:bookmarkEnd w:id="23"/>
       <w:bookmarkEnd w:id="3"/>
       <w:r>
+        <w:lastRenderedPageBreak/>
         <w:t>Volume II: Formal Work and Algorithms</w:t>
       </w:r>
     </w:p>
@@ -3104,7 +3167,7 @@
       <w:pPr>
         <w:pStyle w:val="3"/>
       </w:pPr>
-      <w:bookmarkStart w:id="32" w:name="X4a46ff23225bb1e7d9fd812d5f2ec10bd0fa209"/>
+      <w:bookmarkStart w:id="28" w:name="X4a46ff23225bb1e7d9fd812d5f2ec10bd0fa209"/>
       <w:r>
         <w:t>— Evolution of the Ought-to-be, Paradigm Breakthrough, and Work Operators</w:t>
       </w:r>
@@ -3113,8 +3176,8 @@
       <w:pPr>
         <w:pStyle w:val="2"/>
       </w:pPr>
-      <w:bookmarkStart w:id="33" w:name="X068ac70623d3018abeea61baa433d3204c4f275"/>
-      <w:bookmarkEnd w:id="32"/>
+      <w:bookmarkStart w:id="29" w:name="X068ac70623d3018abeea61baa433d3204c4f275"/>
+      <w:bookmarkEnd w:id="28"/>
       <w:r>
         <w:t>Volume Prelude: Logical Deduction from Three Axioms to Four Work Operators</w:t>
       </w:r>
@@ -3257,10 +3320,7 @@
         </m:r>
       </m:oMath>
       <w:r>
-        <w:t xml:space="preserve"> </w:t>
-      </w:r>
-      <w:r>
-        <w:t xml:space="preserve">(dimension-reduction projection of Vol I 1.1 partitioning rights in phase space </w:t>
+        <w:t xml:space="preserve"> (dimension-reduction projection of Vol I 1.1 partitioning rights in phase space </w:t>
       </w:r>
       <m:oMath>
         <m:r>
@@ -3461,7 +3521,6 @@
         <w:pStyle w:val="FirstParagraph"/>
       </w:pPr>
       <w:r>
-        <w:lastRenderedPageBreak/>
         <w:t xml:space="preserve">This volume aims to express natively grown axioms and concepts of Volume I as formal work operators </w:t>
       </w:r>
       <m:oMath>
@@ -3539,7 +3598,7 @@
     </w:p>
     <w:p>
       <w:r>
-        <w:pict w14:anchorId="35DD8224">
+        <w:pict>
           <v:rect id="_x0000_i1032" style="width:0;height:1.5pt" o:hralign="center" o:hrstd="t" o:hr="t"/>
         </w:pict>
       </w:r>
@@ -3548,8 +3607,8 @@
       <w:pPr>
         <w:pStyle w:val="2"/>
       </w:pPr>
-      <w:bookmarkStart w:id="34" w:name="Xc66a3d4164a4fa65f80600ec17f096cf6fe3abf"/>
-      <w:bookmarkEnd w:id="33"/>
+      <w:bookmarkStart w:id="30" w:name="Xc66a3d4164a4fa65f80600ec17f096cf6fe3abf"/>
+      <w:bookmarkEnd w:id="29"/>
       <w:r>
         <w:t>Chapter 1: Evolution of the Ought-to-be World and the Four-Hundred-Year Scientific Impasse</w:t>
       </w:r>
@@ -3558,7 +3617,7 @@
       <w:pPr>
         <w:pStyle w:val="3"/>
       </w:pPr>
-      <w:bookmarkStart w:id="35" w:name="Xb7da2236a6c35585433a447deef654575fdf264"/>
+      <w:bookmarkStart w:id="31" w:name="Xb7da2236a6c35585433a447deef654575fdf264"/>
       <w:r>
         <w:t>1.1 Physical Essence of the Ought-to-be World</w:t>
       </w:r>
@@ -3576,6 +3635,7 @@
         <w:pStyle w:val="a0"/>
       </w:pPr>
       <w:r>
+        <w:lastRenderedPageBreak/>
         <w:t>The ought-to-be world is not an entity a priori existing in objective universe, but a local orderly framework constructed by observer through boundary creation in infinite disorderly actual reality background. All expressed, measured, and computed by observer belongs to the ought-to-be world.</w:t>
       </w:r>
     </w:p>
@@ -3617,8 +3677,8 @@
       <w:pPr>
         <w:pStyle w:val="3"/>
       </w:pPr>
-      <w:bookmarkStart w:id="36" w:name="X3a82a4a706080be48128f590eb557e085087e90"/>
-      <w:bookmarkEnd w:id="35"/>
+      <w:bookmarkStart w:id="32" w:name="X3a82a4a706080be48128f590eb557e085087e90"/>
+      <w:bookmarkEnd w:id="31"/>
       <w:r>
         <w:t>1.2 Physical Five-Dimensional Minimal Completeness Theorem (Theorem 1.1)</w:t>
       </w:r>
@@ -3783,7 +3843,6 @@
           <w:b/>
           <w:bCs/>
         </w:rPr>
-        <w:lastRenderedPageBreak/>
         <w:t>Necessity (Missing one dimension collapses structure)</w:t>
       </w:r>
       <w:r>
@@ -4038,7 +4097,11 @@
         <w:t>“this tough problem has at least one legal feasible solution, rather than mutually contradictory unresolvable deadlock”</w:t>
       </w:r>
       <w:r>
-        <w:t xml:space="preserve"> (e.g., cannot demand a horse to run fast while eating no grass). Only when constraint conditions are mutually compatible and feasible solution set is non-empty can system truly run in physics.</w:t>
+        <w:t xml:space="preserve"> (e.g., cannot demand a horse to run fast while eating no grass). Only when constraint conditions are </w:t>
+      </w:r>
+      <w:r>
+        <w:lastRenderedPageBreak/>
+        <w:t>mutually compatible and feasible solution set is non-empty can system truly run in physics.</w:t>
       </w:r>
     </w:p>
     <w:p>
@@ -4510,7 +4573,7 @@
     </w:p>
     <w:p>
       <w:r>
-        <w:pict w14:anchorId="0DD67493">
+        <w:pict>
           <v:rect id="_x0000_i1033" style="width:0;height:1.5pt" o:hralign="center" o:hrstd="t" o:hr="t"/>
         </w:pict>
       </w:r>
@@ -4519,93 +4582,93 @@
       <w:pPr>
         <w:pStyle w:val="2"/>
       </w:pPr>
-      <w:bookmarkStart w:id="37" w:name="X39a855e5d01124315dca3251e9598084d352547"/>
-      <w:bookmarkEnd w:id="36"/>
+      <w:bookmarkStart w:id="33" w:name="X39a855e5d01124315dca3251e9598084d352547"/>
+      <w:bookmarkEnd w:id="32"/>
+      <w:bookmarkEnd w:id="30"/>
+      <w:r>
+        <w:t>Chapter 2: Paradigm Breakthrough: Hundred-Billion-Scale Empirical Validation and Computable Work</w:t>
+      </w:r>
+    </w:p>
+    <w:p>
+      <w:pPr>
+        <w:pStyle w:val="3"/>
+      </w:pPr>
+      <w:bookmarkStart w:id="34" w:name="Xeeaae9e96da543cf0d6e3ea9bb5a9bfad154085"/>
+      <w:r>
+        <w:t>2.1 Ultimate Question from the Physical Battlefield</w:t>
+      </w:r>
+    </w:p>
+    <w:p>
+      <w:pPr>
+        <w:pStyle w:val="FirstParagraph"/>
+      </w:pPr>
+      <w:r>
+        <w:t>On hundred-billion-scale discrete manufacturing physical battlefields, characteristics of open complex giant systems are fully displayed:</w:t>
+      </w:r>
+    </w:p>
+    <w:p>
+      <w:pPr>
+        <w:pStyle w:val="a0"/>
+      </w:pPr>
+      <w:r>
+        <w:t>Tens of thousands of physical execution units, massive heterogeneous multi-level kitting constraints, dynamically fluctuating time limits, and sudden anomalies. Combination possibilities of phase space explode factorially (</w:t>
+      </w:r>
+      <m:oMath>
+        <m:r>
+          <m:rPr>
+            <m:scr m:val="script"/>
+            <m:sty m:val="p"/>
+          </m:rPr>
+          <w:rPr>
+            <w:rFonts w:ascii="Cambria Math" w:hAnsi="Cambria Math"/>
+          </w:rPr>
+          <m:t>O</m:t>
+        </m:r>
+        <m:r>
+          <m:rPr>
+            <m:sty m:val="p"/>
+          </m:rPr>
+          <w:rPr>
+            <w:rFonts w:ascii="Cambria Math" w:hAnsi="Cambria Math"/>
+          </w:rPr>
+          <m:t>(</m:t>
+        </m:r>
+        <m:r>
+          <w:rPr>
+            <w:rFonts w:ascii="Cambria Math" w:hAnsi="Cambria Math"/>
+          </w:rPr>
+          <m:t>N</m:t>
+        </m:r>
+        <m:r>
+          <m:rPr>
+            <m:sty m:val="p"/>
+          </m:rPr>
+          <w:rPr>
+            <w:rFonts w:ascii="Cambria Math" w:hAnsi="Cambria Math"/>
+          </w:rPr>
+          <m:t>!)</m:t>
+        </m:r>
+      </m:oMath>
+      <w:r>
+        <w:t>) with node permutations.</w:t>
+      </w:r>
+    </w:p>
+    <w:p>
+      <w:pPr>
+        <w:pStyle w:val="a0"/>
+      </w:pPr>
+      <w:r>
+        <w:t>Facing factorial complexity, four-hundred-year reductionism static rules completely fail. The ultimate question: how to achieve millisecond self-healing closed-loop and “human-out-of-the-loop” autonomous decisions under physical laws?</w:t>
+      </w:r>
+    </w:p>
+    <w:p>
+      <w:pPr>
+        <w:pStyle w:val="3"/>
+      </w:pPr>
+      <w:bookmarkStart w:id="35" w:name="X6afdc30ace7de51ef3a07d16d18a24d0405e8b4"/>
       <w:bookmarkEnd w:id="34"/>
       <w:r>
-        <w:t>Chapter 2: Paradigm Breakthrough: Hundred-Billion-Scale Empirical Validation and Computable Work</w:t>
-      </w:r>
-    </w:p>
-    <w:p>
-      <w:pPr>
-        <w:pStyle w:val="3"/>
-      </w:pPr>
-      <w:bookmarkStart w:id="38" w:name="Xeeaae9e96da543cf0d6e3ea9bb5a9bfad154085"/>
-      <w:r>
-        <w:t>2.1 Ultimate Question from the Physical Battlefield</w:t>
-      </w:r>
-    </w:p>
-    <w:p>
-      <w:pPr>
-        <w:pStyle w:val="FirstParagraph"/>
-      </w:pPr>
-      <w:r>
-        <w:t>On hundred-billion-scale discrete manufacturing physical battlefields, characteristics of open complex giant systems are fully displayed:</w:t>
-      </w:r>
-    </w:p>
-    <w:p>
-      <w:pPr>
-        <w:pStyle w:val="a0"/>
-      </w:pPr>
-      <w:r>
         <w:lastRenderedPageBreak/>
-        <w:t>Tens of thousands of physical execution units, massive heterogeneous multi-level kitting constraints, dynamically fluctuating time limits, and sudden anomalies. Combination possibilities of phase space explode factorially (</w:t>
-      </w:r>
-      <m:oMath>
-        <m:r>
-          <m:rPr>
-            <m:scr m:val="script"/>
-            <m:sty m:val="p"/>
-          </m:rPr>
-          <w:rPr>
-            <w:rFonts w:ascii="Cambria Math" w:hAnsi="Cambria Math"/>
-          </w:rPr>
-          <m:t>O</m:t>
-        </m:r>
-        <m:r>
-          <m:rPr>
-            <m:sty m:val="p"/>
-          </m:rPr>
-          <w:rPr>
-            <w:rFonts w:ascii="Cambria Math" w:hAnsi="Cambria Math"/>
-          </w:rPr>
-          <m:t>(</m:t>
-        </m:r>
-        <m:r>
-          <w:rPr>
-            <w:rFonts w:ascii="Cambria Math" w:hAnsi="Cambria Math"/>
-          </w:rPr>
-          <m:t>N</m:t>
-        </m:r>
-        <m:r>
-          <m:rPr>
-            <m:sty m:val="p"/>
-          </m:rPr>
-          <w:rPr>
-            <w:rFonts w:ascii="Cambria Math" w:hAnsi="Cambria Math"/>
-          </w:rPr>
-          <m:t>!)</m:t>
-        </m:r>
-      </m:oMath>
-      <w:r>
-        <w:t>) with node permutations.</w:t>
-      </w:r>
-    </w:p>
-    <w:p>
-      <w:pPr>
-        <w:pStyle w:val="a0"/>
-      </w:pPr>
-      <w:r>
-        <w:t>Facing factorial complexity, four-hundred-year reductionism static rules completely fail. The ultimate question: how to achieve millisecond self-healing closed-loop and “human-out-of-the-loop” autonomous decisions under physical laws?</w:t>
-      </w:r>
-    </w:p>
-    <w:p>
-      <w:pPr>
-        <w:pStyle w:val="3"/>
-      </w:pPr>
-      <w:bookmarkStart w:id="39" w:name="X6afdc30ace7de51ef3a07d16d18a24d0405e8b4"/>
-      <w:bookmarkEnd w:id="38"/>
-      <w:r>
         <w:t>2.2 Paradigm Breakthrough: Self-Consistency as Necessary and Sufficient Guarantee for Closed-Loop Computability</w:t>
       </w:r>
     </w:p>
@@ -4827,7 +4890,7 @@
     </w:p>
     <w:p>
       <w:r>
-        <w:pict w14:anchorId="7742E88A">
+        <w:pict>
           <v:rect id="_x0000_i1034" style="width:0;height:1.5pt" o:hralign="center" o:hrstd="t" o:hr="t"/>
         </w:pict>
       </w:r>
@@ -4836,11 +4899,10 @@
       <w:pPr>
         <w:pStyle w:val="2"/>
       </w:pPr>
-      <w:bookmarkStart w:id="40" w:name="Xf4c4b16342017554ebd488e8c985ad4396dafac"/>
-      <w:bookmarkEnd w:id="39"/>
-      <w:bookmarkEnd w:id="37"/>
-      <w:r>
-        <w:lastRenderedPageBreak/>
+      <w:bookmarkStart w:id="36" w:name="Xf4c4b16342017554ebd488e8c985ad4396dafac"/>
+      <w:bookmarkEnd w:id="35"/>
+      <w:bookmarkEnd w:id="33"/>
+      <w:r>
         <w:t>Chapter 3: Formal Work Operators and Topological Manifolds</w:t>
       </w:r>
     </w:p>
@@ -4848,7 +4910,7 @@
       <w:pPr>
         <w:pStyle w:val="3"/>
       </w:pPr>
-      <w:bookmarkStart w:id="41" w:name="Xc5f1ae538785c739f1777f800b78a5a9f56f48d"/>
+      <w:bookmarkStart w:id="37" w:name="Xc5f1ae538785c739f1777f800b78a5a9f56f48d"/>
       <w:r>
         <w:t xml:space="preserve">3.1 Prior Boundary Creation Operator </w:t>
       </w:r>
@@ -4934,7 +4996,11 @@
         </m:r>
       </m:oMath>
       <w:r>
-        <w:t xml:space="preserve"> is a dimension-reduction projection operator acting on phase space </w:t>
+        <w:t xml:space="preserve"> is a dimension-</w:t>
+      </w:r>
+      <w:r>
+        <w:lastRenderedPageBreak/>
+        <w:t xml:space="preserve">reduction projection operator acting on phase space </w:t>
       </w:r>
       <m:oMath>
         <m:r>
@@ -5382,10 +5448,9 @@
       <w:pPr>
         <w:pStyle w:val="3"/>
       </w:pPr>
-      <w:bookmarkStart w:id="42" w:name="X284346b11056eede7f7eff0ed2335ebb44c4b1b"/>
-      <w:bookmarkEnd w:id="41"/>
-      <w:r>
-        <w:lastRenderedPageBreak/>
+      <w:bookmarkStart w:id="38" w:name="X284346b11056eede7f7eff0ed2335ebb44c4b1b"/>
+      <w:bookmarkEnd w:id="37"/>
+      <w:r>
         <w:t xml:space="preserve">3.2 Rigid Trajectory Manifold </w:t>
       </w:r>
       <m:oMath>
@@ -5639,6 +5704,7 @@
         <w:pStyle w:val="FirstParagraph"/>
       </w:pPr>
       <w:r>
+        <w:lastRenderedPageBreak/>
         <w:t xml:space="preserve">Manifold </w:t>
       </w:r>
       <m:oMath>
@@ -6765,11 +6831,7 @@
         </m:r>
       </m:oMath>
       <w:r>
-        <w:t xml:space="preserve">). According to physical variational principles, work internal friction waste heat naturally has non-negative </w:t>
-      </w:r>
-      <w:r>
-        <w:lastRenderedPageBreak/>
-        <w:t>absolute physical baseline (</w:t>
+        <w:t>). According to physical variational principles, work internal friction waste heat naturally has non-negative absolute physical baseline (</w:t>
       </w:r>
       <m:oMath>
         <m:sSub>
@@ -7387,6 +7449,7 @@
           <w:rPr>
             <w:rFonts w:ascii="Cambria Math" w:hAnsi="Cambria Math"/>
           </w:rPr>
+          <w:lastRenderedPageBreak/>
           <m:t>P</m:t>
         </m:r>
       </m:oMath>
@@ -7467,8 +7530,8 @@
       <w:pPr>
         <w:pStyle w:val="3"/>
       </w:pPr>
-      <w:bookmarkStart w:id="43" w:name="X8603e2c0a20fe4d9e7b414d392e3e2d957954c2"/>
-      <w:bookmarkEnd w:id="42"/>
+      <w:bookmarkStart w:id="39" w:name="X8603e2c0a20fe4d9e7b414d392e3e2d957954c2"/>
+      <w:bookmarkEnd w:id="38"/>
       <w:r>
         <w:t xml:space="preserve">3.3 Residual Norm Difference </w:t>
       </w:r>
@@ -8060,16 +8123,12 @@
         </m:r>
       </m:oMath>
       <w:r>
-        <w:t xml:space="preserve">, rigidity and dogma of old frameworks are broken, promoting system paradigm leap </w:t>
-      </w:r>
-      <w:r>
-        <w:lastRenderedPageBreak/>
-        <w:t>and generational evolution. (For concrete operational mechanisms of rewriting physical five-dimensional matrix values under residual drive, see Appendix B.1.)</w:t>
-      </w:r>
-    </w:p>
-    <w:p>
-      <w:r>
-        <w:pict w14:anchorId="5CDFFEBA">
+        <w:t>, rigidity and dogma of old frameworks are broken, promoting system paradigm leap and generational evolution. (For concrete operational mechanisms of rewriting physical five-dimensional matrix values under residual drive, see Appendix B.1.)</w:t>
+      </w:r>
+    </w:p>
+    <w:p>
+      <w:r>
+        <w:pict>
           <v:rect id="_x0000_i1035" style="width:0;height:1.5pt" o:hralign="center" o:hrstd="t" o:hr="t"/>
         </w:pict>
       </w:r>
@@ -8078,9 +8137,9 @@
       <w:pPr>
         <w:pStyle w:val="2"/>
       </w:pPr>
-      <w:bookmarkStart w:id="44" w:name="X103bdc702f162d165992037f4af20969dab7f5d"/>
-      <w:bookmarkEnd w:id="43"/>
-      <w:bookmarkEnd w:id="40"/>
+      <w:bookmarkStart w:id="40" w:name="X103bdc702f162d165992037f4af20969dab7f5d"/>
+      <w:bookmarkEnd w:id="39"/>
+      <w:bookmarkEnd w:id="36"/>
       <w:r>
         <w:t>Chapter 4: Embodiment of Operators: Five-Dimensional Topological Mind and Neural Mapping</w:t>
       </w:r>
@@ -8089,7 +8148,7 @@
       <w:pPr>
         <w:pStyle w:val="3"/>
       </w:pPr>
-      <w:bookmarkStart w:id="45" w:name="X83efd90563165ad5820c217de9b56282905e88d"/>
+      <w:bookmarkStart w:id="41" w:name="X83efd90563165ad5820c217de9b56282905e88d"/>
       <w:r>
         <w:t>4.1 Embodied Mapping of Formal Operators in Carbon-Based Brains and Control Systems</w:t>
       </w:r>
@@ -8099,7 +8158,11 @@
         <w:pStyle w:val="FirstParagraph"/>
       </w:pPr>
       <w:r>
-        <w:t>Formal work operators established in previous three chapters are not floating abstract symbols; in biological carbon-based neural systems and high-order control systems, they completely embody into “conscience-driven five-dimensional mind topology” (conscience, hypersensitivity, affect/intuition, fluid intelligence, metacognition).</w:t>
+        <w:t xml:space="preserve">Formal work operators established in previous three chapters are not floating abstract symbols; in biological carbon-based neural systems and high-order </w:t>
+      </w:r>
+      <w:r>
+        <w:lastRenderedPageBreak/>
+        <w:t>control systems, they completely embody into “conscience-driven five-dimensional mind topology” (conscience, hypersensitivity, affect/intuition, fluid intelligence, metacognition).</w:t>
       </w:r>
     </w:p>
     <w:p>
@@ -8435,8 +8498,8 @@
       <w:pPr>
         <w:pStyle w:val="3"/>
       </w:pPr>
-      <w:bookmarkStart w:id="46" w:name="X35d09c2d1db9a4ca929df767dbb3f283d45f1e8"/>
-      <w:bookmarkEnd w:id="45"/>
+      <w:bookmarkStart w:id="42" w:name="X35d09c2d1db9a4ca929df767dbb3f283d45f1e8"/>
+      <w:bookmarkEnd w:id="41"/>
       <w:r>
         <w:t xml:space="preserve">4.2 Operator </w:t>
       </w:r>
@@ -8490,7 +8553,6 @@
         <w:pStyle w:val="a0"/>
       </w:pPr>
       <w:r>
-        <w:lastRenderedPageBreak/>
         <w:t xml:space="preserve">When optimization pressure releases toward infinity, deviation </w:t>
       </w:r>
       <m:oMath>
@@ -9093,8 +9155,8 @@
       <w:pPr>
         <w:pStyle w:val="3"/>
       </w:pPr>
-      <w:bookmarkStart w:id="47" w:name="Xcc85fa88d6344c7d61951b90667c10f35a6a0e0"/>
-      <w:bookmarkEnd w:id="46"/>
+      <w:bookmarkStart w:id="43" w:name="Xcc85fa88d6344c7d61951b90667c10f35a6a0e0"/>
+      <w:bookmarkEnd w:id="42"/>
       <w:r>
         <w:t>4.3 Hypersensitivity Precision-Weighted Radar and Affective Heuristic Cache Work</w:t>
       </w:r>
@@ -9123,11 +9185,7 @@
         <w:t>Hypersensitivity Precision-Weighted Radar (Perception)</w:t>
       </w:r>
       <w:r>
-        <w:t xml:space="preserve">: Hypersensitivity in computation layer is essentially precision weighting (so-called precision </w:t>
-      </w:r>
-      <w:r>
-        <w:lastRenderedPageBreak/>
-        <w:t xml:space="preserve">weighting means brain does not treat all perceptual signals equally, but amplifies key signals according to survival importance, amplifying microscopic gaps into actionable perception residuals) mechanism applied by full-brain system on perception channels. Its hardware foundation is amygdala-locus coeruleus-norepinephrine system (AMY-LC-NE). Hypersensitivity radar turns up synaptic transmission gain, amplifying </w:t>
+        <w:t xml:space="preserve">: Hypersensitivity in computation layer is essentially precision weighting (so-called precision weighting means brain does not treat all perceptual signals equally, but amplifies key signals according to survival importance, amplifying microscopic gaps into actionable perception residuals) mechanism applied by full-brain system on perception channels. Its hardware foundation is amygdala-locus coeruleus-norepinephrine system (AMY-LC-NE). Hypersensitivity radar turns up synaptic transmission gain, amplifying </w:t>
       </w:r>
       <w:r>
         <w:t xml:space="preserve">microscopic physical gaps into holographic perception residuals </w:t>
@@ -9178,7 +9236,11 @@
         <w:t>Affective Heuristic Cache (Feedback)</w:t>
       </w:r>
       <w:r>
-        <w:t>: Affect in computation layer manifests as System 1 (so-called System 1 refers to fast, automatic, low-energy intuition response system in brain; affective heuristic cache refers to System 1 compressing past work experience into ultra-low energy reflex responses) emotion and heuristic caching, whose core hub is Salience Network (SN) composed of anterior insula (AIC) and anterior cingulate cortex (ACC). It compresses past dimension-reduction work experience into ultra-low energy reflex responses, forcing flu</w:t>
+        <w:t xml:space="preserve">: Affect in computation layer manifests as System 1 (so-called System 1 refers to fast, automatic, low-energy intuition response system in brain; affective heuristic cache refers to System 1 compressing past work experience into ultra-low energy reflex </w:t>
+      </w:r>
+      <w:r>
+        <w:lastRenderedPageBreak/>
+        <w:t>responses) emotion and heuristic caching, whose core hub is Salience Network (SN) composed of anterior insula (AIC) and anterior cingulate cortex (ACC). It compresses past dimension-reduction work experience into ultra-low energy reflex responses, forcing flu</w:t>
       </w:r>
       <w:r>
         <w:t>id intelligence to execute limit optimization in phase space.</w:t>
@@ -9188,8 +9250,8 @@
       <w:pPr>
         <w:pStyle w:val="3"/>
       </w:pPr>
-      <w:bookmarkStart w:id="48" w:name="Xc38bb76f825b11097ce54eae44d050aa4f32ac6"/>
-      <w:bookmarkEnd w:id="47"/>
+      <w:bookmarkStart w:id="44" w:name="Xc38bb76f825b11097ce54eae44d050aa4f32ac6"/>
+      <w:bookmarkEnd w:id="43"/>
       <w:r>
         <w:t xml:space="preserve">4.4 Fluid Intelligence Matrix Solution and Second-Order Metacognitive Constitutional Amendment Operator </w:t>
       </w:r>
@@ -9553,8 +9615,7 @@
     </w:p>
     <w:p>
       <w:r>
-        <w:lastRenderedPageBreak/>
-        <w:pict w14:anchorId="183C0482">
+        <w:pict>
           <v:rect id="_x0000_i1036" style="width:0;height:1.5pt" o:hralign="center" o:hrstd="t" o:hr="t"/>
         </w:pict>
       </w:r>
@@ -9563,11 +9624,12 @@
       <w:pPr>
         <w:pStyle w:val="1"/>
       </w:pPr>
-      <w:bookmarkStart w:id="49" w:name="X736e9828bc779377bc5af510ced7af6d764b58b"/>
-      <w:bookmarkEnd w:id="48"/>
+      <w:bookmarkStart w:id="45" w:name="X736e9828bc779377bc5af510ced7af6d764b58b"/>
       <w:bookmarkEnd w:id="44"/>
-      <w:bookmarkEnd w:id="31"/>
-      <w:r>
+      <w:bookmarkEnd w:id="40"/>
+      <w:bookmarkEnd w:id="27"/>
+      <w:r>
+        <w:lastRenderedPageBreak/>
         <w:t>Volume III: Governing Principles and Dimension-Reduced Engineering Code</w:t>
       </w:r>
     </w:p>
@@ -9575,7 +9637,7 @@
       <w:pPr>
         <w:pStyle w:val="3"/>
       </w:pPr>
-      <w:bookmarkStart w:id="50" w:name="X116ba1ee9795508f2bc6cecb7c3c44496b87415"/>
+      <w:bookmarkStart w:id="46" w:name="X116ba1ee9795508f2bc6cecb7c3c44496b87415"/>
       <w:r>
         <w:t>— Dimension-Reduced Projection of System Engineering</w:t>
       </w:r>
@@ -9584,8 +9646,8 @@
       <w:pPr>
         <w:pStyle w:val="2"/>
       </w:pPr>
-      <w:bookmarkStart w:id="51" w:name="X256fbb056eed2612700963b21f1f9fd054b8e06"/>
-      <w:bookmarkEnd w:id="50"/>
+      <w:bookmarkStart w:id="47" w:name="X256fbb056eed2612700963b21f1f9fd054b8e06"/>
+      <w:bookmarkEnd w:id="46"/>
       <w:r>
         <w:t>Volume Prelude: Causal Chains and Mathematical Mechanisms of Four Operators Projecting into Eight Treatises</w:t>
       </w:r>
@@ -9893,18 +9955,15 @@
         <w:t xml:space="preserve">). “Eight Treatises” </w:t>
       </w:r>
       <w:r>
-        <w:t xml:space="preserve">are by no means empirical management classifications, but strict mathematical projections of four work operators under topological geometric constraints of physical </w:t>
-      </w:r>
+        <w:t>are by no means empirical management classifications, but strict mathematical projections of four work operators under topological geometric constraints of physical five-dimensional manifold along orthogonal observation planes and control boundaries.</w:t>
+      </w:r>
+    </w:p>
+    <w:p>
+      <w:pPr>
+        <w:pStyle w:val="FirstParagraph"/>
+      </w:pPr>
       <w:r>
         <w:lastRenderedPageBreak/>
-        <w:t>five-dimensional manifold along orthogonal observation planes and control boundaries.</w:t>
-      </w:r>
-    </w:p>
-    <w:p>
-      <w:pPr>
-        <w:pStyle w:val="FirstParagraph"/>
-      </w:pPr>
-      <w:r>
         <w:t>An objective physical reality must be observed: spontaneous evolution direction of any open complex giant system is order decay and entropy increase (</w:t>
       </w:r>
       <m:oMath>
@@ -10396,7 +10455,7 @@
     </w:p>
     <w:p>
       <w:r>
-        <w:pict w14:anchorId="5185A805">
+        <w:pict>
           <v:rect id="_x0000_i1037" style="width:0;height:1.5pt" o:hralign="center" o:hrstd="t" o:hr="t"/>
         </w:pict>
       </w:r>
@@ -10405,8 +10464,8 @@
       <w:pPr>
         <w:pStyle w:val="2"/>
       </w:pPr>
-      <w:bookmarkStart w:id="52" w:name="Xb72a13cf83dce60c5d428f97ac0fde32733bcd9"/>
-      <w:bookmarkEnd w:id="51"/>
+      <w:bookmarkStart w:id="48" w:name="Xb72a13cf83dce60c5d428f97ac0fde32733bcd9"/>
+      <w:bookmarkEnd w:id="47"/>
       <w:r>
         <w:lastRenderedPageBreak/>
         <w:t>Chapter 1: Teleology: Three Physical Pillars of Holographic Anti-Entropy</w:t>
@@ -10416,7 +10475,7 @@
       <w:pPr>
         <w:pStyle w:val="3"/>
       </w:pPr>
-      <w:bookmarkStart w:id="53" w:name="X36904c301d992c431a7482ebe379d0742d58a5d"/>
+      <w:bookmarkStart w:id="49" w:name="X36904c301d992c431a7482ebe379d0742d58a5d"/>
       <w:r>
         <w:t>1.1 Extremal Attractor and Holographic Negative Entropy</w:t>
       </w:r>
@@ -10443,8 +10502,8 @@
       <w:pPr>
         <w:pStyle w:val="3"/>
       </w:pPr>
-      <w:bookmarkStart w:id="54" w:name="X6f0303892f698afd231b59d255fa4c17b4beea8"/>
-      <w:bookmarkEnd w:id="53"/>
+      <w:bookmarkStart w:id="50" w:name="X6f0303892f698afd231b59d255fa4c17b4beea8"/>
+      <w:bookmarkEnd w:id="49"/>
       <w:r>
         <w:t>1.2 Vector Cancellation Law and Physical Waste Heat</w:t>
       </w:r>
@@ -10714,8 +10773,8 @@
       <w:pPr>
         <w:pStyle w:val="3"/>
       </w:pPr>
-      <w:bookmarkStart w:id="55" w:name="extremal-closed-loop-of-governing-work"/>
-      <w:bookmarkEnd w:id="54"/>
+      <w:bookmarkStart w:id="51" w:name="extremal-closed-loop-of-governing-work"/>
+      <w:bookmarkEnd w:id="50"/>
       <w:r>
         <w:t>1.3 Extremal Closed-Loop of Governing Work</w:t>
       </w:r>
@@ -10813,7 +10872,7 @@
     </w:p>
     <w:p>
       <w:r>
-        <w:pict w14:anchorId="0F8BBBE2">
+        <w:pict>
           <v:rect id="_x0000_i1038" style="width:0;height:1.5pt" o:hralign="center" o:hrstd="t" o:hr="t"/>
         </w:pict>
       </w:r>
@@ -10822,9 +10881,9 @@
       <w:pPr>
         <w:pStyle w:val="2"/>
       </w:pPr>
-      <w:bookmarkStart w:id="56" w:name="X95e4215322c9b55ca5488991858528a5f0d15c7"/>
-      <w:bookmarkEnd w:id="55"/>
-      <w:bookmarkEnd w:id="52"/>
+      <w:bookmarkStart w:id="52" w:name="X95e4215322c9b55ca5488991858528a5f0d15c7"/>
+      <w:bookmarkEnd w:id="51"/>
+      <w:bookmarkEnd w:id="48"/>
       <w:r>
         <w:lastRenderedPageBreak/>
         <w:t>Chapter 2: Ontology: Physical Essence from Single-Point Reductionism to Human-Machine Symbiosis</w:t>
@@ -10834,7 +10893,7 @@
       <w:pPr>
         <w:pStyle w:val="3"/>
       </w:pPr>
-      <w:bookmarkStart w:id="57" w:name="Xa36dbb1bf42c5883bd44717eaa06d50d3229895"/>
+      <w:bookmarkStart w:id="53" w:name="Xa36dbb1bf42c5883bd44717eaa06d50d3229895"/>
       <w:r>
         <w:t>2.1 Applicable Boundaries of Simple Systems and Reductionism</w:t>
       </w:r>
@@ -10885,8 +10944,8 @@
       <w:pPr>
         <w:pStyle w:val="3"/>
       </w:pPr>
-      <w:bookmarkStart w:id="58" w:name="Xcfd48c5e9366b4d0190bde2bfc617ef48dbef4d"/>
-      <w:bookmarkEnd w:id="57"/>
+      <w:bookmarkStart w:id="54" w:name="Xcfd48c5e9366b4d0190bde2bfc617ef48dbef4d"/>
+      <w:bookmarkEnd w:id="53"/>
       <w:r>
         <w:t xml:space="preserve">2.2 Node Coupling and Emergence of Factorial Complexity </w:t>
       </w:r>
@@ -11133,8 +11192,8 @@
       <w:pPr>
         <w:pStyle w:val="3"/>
       </w:pPr>
-      <w:bookmarkStart w:id="59" w:name="Xa3ceddc899eb450f6a4b17e921a3a52597dd696"/>
-      <w:bookmarkEnd w:id="58"/>
+      <w:bookmarkStart w:id="55" w:name="Xa3ceddc899eb450f6a4b17e921a3a52597dd696"/>
+      <w:bookmarkEnd w:id="54"/>
       <w:r>
         <w:lastRenderedPageBreak/>
         <w:t>2.3 Human-Machine Symbiosis and Computational Compensation</w:t>
@@ -11226,7 +11285,7 @@
     </w:p>
     <w:p>
       <w:r>
-        <w:pict w14:anchorId="7EB38E6F">
+        <w:pict>
           <v:rect id="_x0000_i1039" style="width:0;height:1.5pt" o:hralign="center" o:hrstd="t" o:hr="t"/>
         </w:pict>
       </w:r>
@@ -11235,9 +11294,9 @@
       <w:pPr>
         <w:pStyle w:val="2"/>
       </w:pPr>
-      <w:bookmarkStart w:id="60" w:name="X0318fb17f5cf8637877baa65e7b6893bb4621ec"/>
-      <w:bookmarkEnd w:id="59"/>
-      <w:bookmarkEnd w:id="56"/>
+      <w:bookmarkStart w:id="56" w:name="X0318fb17f5cf8637877baa65e7b6893bb4621ec"/>
+      <w:bookmarkEnd w:id="55"/>
+      <w:bookmarkEnd w:id="52"/>
       <w:r>
         <w:t>Chapter 3: Scheme: Five-Dimensional Dual-Helix and Dimension-Reduced Engineering Scheme</w:t>
       </w:r>
@@ -11246,7 +11305,7 @@
       <w:pPr>
         <w:pStyle w:val="3"/>
       </w:pPr>
-      <w:bookmarkStart w:id="61" w:name="Xc040a2a8760468c2e30a0bbd2ea2b8c1f1560ef"/>
+      <w:bookmarkStart w:id="57" w:name="Xc040a2a8760468c2e30a0bbd2ea2b8c1f1560ef"/>
       <w:r>
         <w:t>3.1 Formal Confirmation of Physical Five-Dimensional Basis</w:t>
       </w:r>
@@ -11544,8 +11603,8 @@
       <w:pPr>
         <w:pStyle w:val="3"/>
       </w:pPr>
-      <w:bookmarkStart w:id="62" w:name="X7d0e808b6e0522b6e4b33fadb6b715fb85b66c8"/>
-      <w:bookmarkEnd w:id="61"/>
+      <w:bookmarkStart w:id="58" w:name="X7d0e808b6e0522b6e4b33fadb6b715fb85b66c8"/>
+      <w:bookmarkEnd w:id="57"/>
       <w:r>
         <w:lastRenderedPageBreak/>
         <w:t>3.2 Solution Scheme and Dimension-Reduced Work of the Five-Dimensional Dual-Helix</w:t>
@@ -12570,10 +12629,7 @@
         </m:r>
       </m:oMath>
       <w:r>
-        <w:t xml:space="preserve"> </w:t>
-      </w:r>
-      <w:r>
-        <w:t xml:space="preserve">are merely soulless statistical numbers; with causal anchoring, </w:t>
+        <w:t xml:space="preserve"> are merely soulless statistical numbers; with causal anchoring, </w:t>
       </w:r>
       <m:oMath>
         <m:r>
@@ -12632,8 +12688,8 @@
       <w:pPr>
         <w:pStyle w:val="3"/>
       </w:pPr>
-      <w:bookmarkStart w:id="63" w:name="X29efe15a5c8e10030be36a0c1f3376cd2ef2427"/>
-      <w:bookmarkEnd w:id="62"/>
+      <w:bookmarkStart w:id="59" w:name="X29efe15a5c8e10030be36a0c1f3376cd2ef2427"/>
+      <w:bookmarkEnd w:id="58"/>
       <w:r>
         <w:t>3.3 Parallel Universe Simulation and Absorption Work of the Five-Dimensional Basis</w:t>
       </w:r>
@@ -13024,7 +13080,7 @@
     </w:p>
     <w:p>
       <w:r>
-        <w:pict w14:anchorId="496C4783">
+        <w:pict>
           <v:rect id="_x0000_i1040" style="width:0;height:1.5pt" o:hralign="center" o:hrstd="t" o:hr="t"/>
         </w:pict>
       </w:r>
@@ -13033,9 +13089,9 @@
       <w:pPr>
         <w:pStyle w:val="2"/>
       </w:pPr>
-      <w:bookmarkStart w:id="64" w:name="X555abedc719b9545472112680e806f0f9dcb781"/>
-      <w:bookmarkEnd w:id="63"/>
-      <w:bookmarkEnd w:id="60"/>
+      <w:bookmarkStart w:id="60" w:name="X555abedc719b9545472112680e806f0f9dcb781"/>
+      <w:bookmarkEnd w:id="59"/>
+      <w:bookmarkEnd w:id="56"/>
       <w:r>
         <w:lastRenderedPageBreak/>
         <w:t xml:space="preserve">Chapter 4: Capability: Rigid Trajectory Manifold </w:t>
@@ -13081,7 +13137,7 @@
       <w:pPr>
         <w:pStyle w:val="3"/>
       </w:pPr>
-      <w:bookmarkStart w:id="65" w:name="Xa4fe4cd9fbfce9448882b476080f1621ecece00"/>
+      <w:bookmarkStart w:id="61" w:name="Xa4fe4cd9fbfce9448882b476080f1621ecece00"/>
       <w:r>
         <w:t>4.1 Business Understanding Capacity: Orthogonal Abstraction Based on Data Models</w:t>
       </w:r>
@@ -13136,8 +13192,8 @@
       <w:pPr>
         <w:pStyle w:val="3"/>
       </w:pPr>
-      <w:bookmarkStart w:id="66" w:name="Xe53ca98a9da0e7aa2354be16a273f5fc052b911"/>
-      <w:bookmarkEnd w:id="65"/>
+      <w:bookmarkStart w:id="62" w:name="Xe53ca98a9da0e7aa2354be16a273f5fc052b911"/>
+      <w:bookmarkEnd w:id="61"/>
       <w:r>
         <w:t xml:space="preserve">4.2 Architectural Synergy Capacity: Normal Stripping of Redundant Degrees of Freedom by Rigid Manifold </w:t>
       </w:r>
@@ -13434,8 +13490,8 @@
       <w:pPr>
         <w:pStyle w:val="3"/>
       </w:pPr>
-      <w:bookmarkStart w:id="67" w:name="X3eede76883efe01b2c6f795a95c42a156e0e0c2"/>
-      <w:bookmarkEnd w:id="66"/>
+      <w:bookmarkStart w:id="63" w:name="X3eede76883efe01b2c6f795a95c42a156e0e0c2"/>
+      <w:bookmarkEnd w:id="62"/>
       <w:r>
         <w:lastRenderedPageBreak/>
         <w:t>4.3 Fused Work Capacity and Single-Brain Origin Theorem</w:t>
@@ -13678,7 +13734,7 @@
     </w:p>
     <w:p>
       <w:r>
-        <w:pict w14:anchorId="5A004AEC">
+        <w:pict>
           <v:rect id="_x0000_i1041" style="width:0;height:1.5pt" o:hralign="center" o:hrstd="t" o:hr="t"/>
         </w:pict>
       </w:r>
@@ -13687,9 +13743,9 @@
       <w:pPr>
         <w:pStyle w:val="2"/>
       </w:pPr>
-      <w:bookmarkStart w:id="68" w:name="X24c1b638245f3a896638441ced0e88fbe224b92"/>
-      <w:bookmarkEnd w:id="67"/>
-      <w:bookmarkEnd w:id="64"/>
+      <w:bookmarkStart w:id="64" w:name="X24c1b638245f3a896638441ced0e88fbe224b92"/>
+      <w:bookmarkEnd w:id="63"/>
+      <w:bookmarkEnd w:id="60"/>
       <w:r>
         <w:t xml:space="preserve">Chapter 5: Mechanism: Decision Write-Back Mechanism of Control Domain Dimension </w:t>
       </w:r>
@@ -13750,7 +13806,7 @@
       <w:pPr>
         <w:pStyle w:val="3"/>
       </w:pPr>
-      <w:bookmarkStart w:id="69" w:name="Xcaf1babb1073982bf25768be77c85de93079166"/>
+      <w:bookmarkStart w:id="65" w:name="Xcaf1babb1073982bf25768be77c85de93079166"/>
       <w:r>
         <w:t>5.1 Physical Essence of Decision Write-Back Mechanism (Human-Out-of-the-Loop)</w:t>
       </w:r>
@@ -13868,8 +13924,8 @@
       <w:pPr>
         <w:pStyle w:val="3"/>
       </w:pPr>
-      <w:bookmarkStart w:id="70" w:name="X46dfa36a32391439d122796640ecb7bf548f4af"/>
-      <w:bookmarkEnd w:id="69"/>
+      <w:bookmarkStart w:id="66" w:name="X46dfa36a32391439d122796640ecb7bf548f4af"/>
+      <w:bookmarkEnd w:id="65"/>
       <w:r>
         <w:t xml:space="preserve">5.2 Alignment Mechanism Between Control Domain Dimension </w:t>
       </w:r>
@@ -14137,8 +14193,8 @@
       <w:pPr>
         <w:pStyle w:val="3"/>
       </w:pPr>
-      <w:bookmarkStart w:id="71" w:name="X13de19a0bb09d2d205e9cdbcd9b3ece947b79f1"/>
-      <w:bookmarkEnd w:id="70"/>
+      <w:bookmarkStart w:id="67" w:name="X13de19a0bb09d2d205e9cdbcd9b3ece947b79f1"/>
+      <w:bookmarkEnd w:id="66"/>
       <w:r>
         <w:t>5.3 Unlocking Multi-Head Consultation Deadlock and Self-Healing Write-Back Channel</w:t>
       </w:r>
@@ -14322,7 +14378,7 @@
     </w:p>
     <w:p>
       <w:r>
-        <w:pict w14:anchorId="584733DF">
+        <w:pict>
           <v:rect id="_x0000_i1042" style="width:0;height:1.5pt" o:hralign="center" o:hrstd="t" o:hr="t"/>
         </w:pict>
       </w:r>
@@ -14331,9 +14387,9 @@
       <w:pPr>
         <w:pStyle w:val="2"/>
       </w:pPr>
-      <w:bookmarkStart w:id="72" w:name="X2bc975b236ed1b1e6951b3ac9b33e915552d47b"/>
-      <w:bookmarkEnd w:id="71"/>
-      <w:bookmarkEnd w:id="68"/>
+      <w:bookmarkStart w:id="68" w:name="X2bc975b236ed1b1e6951b3ac9b33e915552d47b"/>
+      <w:bookmarkEnd w:id="67"/>
+      <w:bookmarkEnd w:id="64"/>
       <w:r>
         <w:t>Chapter 6: Path: Dimension-Reduced Work Path from Microscopic Perception to Macroscopic Control</w:t>
       </w:r>
@@ -14342,7 +14398,7 @@
       <w:pPr>
         <w:pStyle w:val="3"/>
       </w:pPr>
-      <w:bookmarkStart w:id="73" w:name="Xf24050b82083cb62054585003e72b8540e384bb"/>
+      <w:bookmarkStart w:id="69" w:name="Xf24050b82083cb62054585003e72b8540e384bb"/>
       <w:r>
         <w:t>6.1 Microscopic Physical Perception Route (Filtering and Residual Extraction)</w:t>
       </w:r>
@@ -14850,8 +14906,8 @@
       <w:pPr>
         <w:pStyle w:val="3"/>
       </w:pPr>
-      <w:bookmarkStart w:id="74" w:name="X454c54fadf743503920d2271fc9df689344cf85"/>
-      <w:bookmarkEnd w:id="73"/>
+      <w:bookmarkStart w:id="70" w:name="X454c54fadf743503920d2271fc9df689344cf85"/>
+      <w:bookmarkEnd w:id="69"/>
       <w:r>
         <w:t>6.2 Interwoven Route of Parallel Simulation in Computational Space (Parallel Universe Pruning)</w:t>
       </w:r>
@@ -15164,8 +15220,8 @@
       <w:pPr>
         <w:pStyle w:val="3"/>
       </w:pPr>
-      <w:bookmarkStart w:id="75" w:name="X4462a7a7b0dd1e25d720eb671d176d3fab5e7f3"/>
-      <w:bookmarkEnd w:id="74"/>
+      <w:bookmarkStart w:id="71" w:name="X4462a7a7b0dd1e25d720eb671d176d3fab5e7f3"/>
+      <w:bookmarkEnd w:id="70"/>
       <w:r>
         <w:t>6.3 Write-Back Route of Macroscopic Physical Control (Human-Machine Dual Carriers and Uncontrollability Theorem)</w:t>
       </w:r>
@@ -15422,7 +15478,7 @@
     </w:p>
     <w:p>
       <w:r>
-        <w:pict w14:anchorId="3E9DE0AE">
+        <w:pict>
           <v:rect id="_x0000_i1043" style="width:0;height:1.5pt" o:hralign="center" o:hrstd="t" o:hr="t"/>
         </w:pict>
       </w:r>
@@ -15431,9 +15487,9 @@
       <w:pPr>
         <w:pStyle w:val="2"/>
       </w:pPr>
-      <w:bookmarkStart w:id="76" w:name="Xdcf53ddd8ef548af99f9a0042aa8d4f9b246f17"/>
-      <w:bookmarkEnd w:id="75"/>
-      <w:bookmarkEnd w:id="72"/>
+      <w:bookmarkStart w:id="72" w:name="Xdcf53ddd8ef548af99f9a0042aa8d4f9b246f17"/>
+      <w:bookmarkEnd w:id="71"/>
+      <w:bookmarkEnd w:id="68"/>
       <w:r>
         <w:t>Chapter 7: Dynamics: Newtonian Vector Work, Phase Interference, and the “Dual-Chief System” Supreme Work Contract</w:t>
       </w:r>
@@ -15442,7 +15498,7 @@
       <w:pPr>
         <w:pStyle w:val="3"/>
       </w:pPr>
-      <w:bookmarkStart w:id="77" w:name="Xf12a713fbb8ba53ca4f23b3ef2b7fb113b412ca"/>
+      <w:bookmarkStart w:id="73" w:name="Xf12a713fbb8ba53ca4f23b3ef2b7fb113b412ca"/>
       <w:r>
         <w:t>7.1 Newtonian Vector Work and Phase Interference Equation</w:t>
       </w:r>
@@ -16251,8 +16307,8 @@
       <w:pPr>
         <w:pStyle w:val="3"/>
       </w:pPr>
-      <w:bookmarkStart w:id="78" w:name="Xab0131f54d7ea49a54d3aace32f2dbf64af179b"/>
-      <w:bookmarkEnd w:id="77"/>
+      <w:bookmarkStart w:id="74" w:name="Xab0131f54d7ea49a54d3aace32f2dbf64af179b"/>
+      <w:bookmarkEnd w:id="73"/>
       <w:r>
         <w:lastRenderedPageBreak/>
         <w:t>7.2 Elimination of Vector Cancellation and Convergence of Effective Work Conversion Rate</w:t>
@@ -16758,8 +16814,8 @@
       <w:pPr>
         <w:pStyle w:val="3"/>
       </w:pPr>
-      <w:bookmarkStart w:id="79" w:name="Xfaa02f60d6c93d5d7ac0960de55bc73c19d2912"/>
-      <w:bookmarkEnd w:id="78"/>
+      <w:bookmarkStart w:id="75" w:name="Xfaa02f60d6c93d5d7ac0960de55bc73c19d2912"/>
+      <w:bookmarkEnd w:id="74"/>
       <w:r>
         <w:t>7.3 Qian Xuesen’s “Dual-Chief System” Supreme Work Contract and Organizational Damping Absorption</w:t>
       </w:r>
@@ -16815,7 +16871,10 @@
         <w:t>Chief Designer Line</w:t>
       </w:r>
       <w:r>
-        <w:t>: “Build structure, obey physics, run closed-loop”, responsible for solving five-dimensional dual helix and decision write-back.</w:t>
+        <w:t>: “Build structure, obey physics, run closed-loop”</w:t>
+      </w:r>
+      <w:r>
+        <w:t>, responsible for solving five-dimensional dual helix and decision write-back.</w:t>
       </w:r>
     </w:p>
     <w:p>
@@ -16895,7 +16954,7 @@
     </w:p>
     <w:p>
       <w:r>
-        <w:pict w14:anchorId="49C157EA">
+        <w:pict>
           <v:rect id="_x0000_i1044" style="width:0;height:1.5pt" o:hralign="center" o:hrstd="t" o:hr="t"/>
         </w:pict>
       </w:r>
@@ -16904,9 +16963,9 @@
       <w:pPr>
         <w:pStyle w:val="2"/>
       </w:pPr>
-      <w:bookmarkStart w:id="80" w:name="X868e9331774f3141f98d784584e884576f5d9ce"/>
-      <w:bookmarkEnd w:id="79"/>
-      <w:bookmarkEnd w:id="76"/>
+      <w:bookmarkStart w:id="76" w:name="X868e9331774f3141f98d784584e884576f5d9ce"/>
+      <w:bookmarkEnd w:id="75"/>
+      <w:bookmarkEnd w:id="72"/>
       <w:r>
         <w:t xml:space="preserve">Chapter 8: Evolution: Second-Order Metacognitive Constitutional Amendment Operator </w:t>
       </w:r>
@@ -16944,7 +17003,7 @@
       <w:pPr>
         <w:pStyle w:val="3"/>
       </w:pPr>
-      <w:bookmarkStart w:id="81" w:name="Xd1d6b7098471b13754e071a39c0aa96ef405a25"/>
+      <w:bookmarkStart w:id="77" w:name="Xd1d6b7098471b13754e071a39c0aa96ef405a25"/>
       <w:r>
         <w:t>8.1 Absolute Conflict Between Intra-Boundary Local Optimization and Extra-Boundary Interaction Impact</w:t>
       </w:r>
@@ -17016,8 +17075,8 @@
       <w:pPr>
         <w:pStyle w:val="3"/>
       </w:pPr>
-      <w:bookmarkStart w:id="82" w:name="X9ac58f6a7f4989c287da64799085a57a6c86c87"/>
-      <w:bookmarkEnd w:id="81"/>
+      <w:bookmarkStart w:id="78" w:name="X9ac58f6a7f4989c287da64799085a57a6c86c87"/>
+      <w:bookmarkEnd w:id="77"/>
       <w:r>
         <w:t>8.2 Gödel Incompleteness Deadlock and Turing Halting Breakthrough</w:t>
       </w:r>
@@ -17064,8 +17123,8 @@
       <w:pPr>
         <w:pStyle w:val="3"/>
       </w:pPr>
-      <w:bookmarkStart w:id="83" w:name="Xb3445743671cd4517f77285539581a837b648d0"/>
-      <w:bookmarkEnd w:id="82"/>
+      <w:bookmarkStart w:id="79" w:name="Xb3445743671cd4517f77285539581a837b648d0"/>
+      <w:bookmarkEnd w:id="78"/>
       <w:r>
         <w:t xml:space="preserve">8.3 Active Evolutionary Work of Second-Order Metacognitive Constitutional Amendment Operator </w:t>
       </w:r>
@@ -17540,10 +17599,7 @@
         </m:sSub>
       </m:oMath>
       <w:r>
-        <w:t xml:space="preserve"> </w:t>
-      </w:r>
-      <w:r>
-        <w:t>(safety potential energy converging boundaries inward) constitute Yin-Yang dual helix duality of system meta-governing layer: former ensures paradigms do not rigidify, latter ensures system never crosses generational survival red lines under extreme optimization.</w:t>
+        <w:t xml:space="preserve"> (safety potential energy converging boundaries inward) constitute Yin-Yang dual helix duality of system meta-governing layer: former ensures paradigms do not rigidify, latter ensures system never crosses generational survival red lines under extreme optimization.</w:t>
       </w:r>
     </w:p>
     <w:p>
@@ -17607,7 +17663,7 @@
     </w:p>
     <w:p>
       <w:r>
-        <w:pict w14:anchorId="19568AA5">
+        <w:pict>
           <v:rect id="_x0000_i1045" style="width:0;height:1.5pt" o:hralign="center" o:hrstd="t" o:hr="t"/>
         </w:pict>
       </w:r>
@@ -17616,10 +17672,10 @@
       <w:pPr>
         <w:pStyle w:val="1"/>
       </w:pPr>
-      <w:bookmarkStart w:id="84" w:name="X57d9929f223707b5f3424a24671ff4f929fe390"/>
-      <w:bookmarkEnd w:id="83"/>
-      <w:bookmarkEnd w:id="80"/>
-      <w:bookmarkEnd w:id="49"/>
+      <w:bookmarkStart w:id="80" w:name="X57d9929f223707b5f3424a24671ff4f929fe390"/>
+      <w:bookmarkEnd w:id="79"/>
+      <w:bookmarkEnd w:id="76"/>
+      <w:bookmarkEnd w:id="45"/>
       <w:r>
         <w:lastRenderedPageBreak/>
         <w:t>Volume IV: Industrial Validation and Decisive Data Verification</w:t>
@@ -17629,7 +17685,7 @@
       <w:pPr>
         <w:pStyle w:val="3"/>
       </w:pPr>
-      <w:bookmarkStart w:id="85" w:name="Xbfa0d3750f8b6f7c5962b8ddb405a426d66b1cb"/>
+      <w:bookmarkStart w:id="81" w:name="Xbfa0d3750f8b6f7c5962b8ddb405a426d66b1cb"/>
       <w:r>
         <w:t>— Physical Verdict from the IPS Hundred-Billion-Scale Battlefield</w:t>
       </w:r>
@@ -17638,8 +17694,8 @@
       <w:pPr>
         <w:pStyle w:val="2"/>
       </w:pPr>
-      <w:bookmarkStart w:id="86" w:name="X722aecdba6f62a634af25b67110a4909794396f"/>
-      <w:bookmarkEnd w:id="85"/>
+      <w:bookmarkStart w:id="82" w:name="X722aecdba6f62a634af25b67110a4909794396f"/>
+      <w:bookmarkEnd w:id="81"/>
       <w:r>
         <w:t>Chapter 1: Phase Space Characteristics of the Verdict Battlefield</w:t>
       </w:r>
@@ -17648,7 +17704,7 @@
       <w:pPr>
         <w:pStyle w:val="3"/>
       </w:pPr>
-      <w:bookmarkStart w:id="87" w:name="X42675777da808b7f7cba09d083f27fc75f95038"/>
+      <w:bookmarkStart w:id="83" w:name="X42675777da808b7f7cba09d083f27fc75f95038"/>
       <w:r>
         <w:t xml:space="preserve">1.1 Factorial Complexity </w:t>
       </w:r>
@@ -17765,8 +17821,8 @@
       <w:pPr>
         <w:pStyle w:val="3"/>
       </w:pPr>
-      <w:bookmarkStart w:id="88" w:name="X86ad702042fb247a68c1b0f9df2205d49433d89"/>
-      <w:bookmarkEnd w:id="87"/>
+      <w:bookmarkStart w:id="84" w:name="X86ad702042fb247a68c1b0f9df2205d49433d89"/>
+      <w:bookmarkEnd w:id="83"/>
       <w:r>
         <w:t>1.2 Physical Interpretation of Officially Verified Operational Performance Data</w:t>
       </w:r>
@@ -17962,7 +18018,7 @@
       <w:pPr>
         <w:pStyle w:val="4"/>
       </w:pPr>
-      <w:bookmarkStart w:id="89" w:name="X9a1175a007c0c8b13ad5427196ccc8aba15456b"/>
+      <w:bookmarkStart w:id="85" w:name="X9a1175a007c0c8b13ad5427196ccc8aba15456b"/>
       <w:r>
         <w:lastRenderedPageBreak/>
         <w:t>[Spatiotemporal Residual Three-Order Unified Theorem vs. IPS Empirical Data Physical Verdict Table]</w:t>
@@ -18178,10 +18234,7 @@
               </m:r>
             </m:oMath>
             <w:r>
-              <w:t xml:space="preserve"> </w:t>
-            </w:r>
-            <w:r>
-              <w:t>forcibly locks orthogonal bases, eliminating organizational and system phase angle interference (</w:t>
+              <w:t xml:space="preserve"> forcibly locks orthogonal bases, eliminating organizational and system phase angle interference (</w:t>
             </w:r>
             <m:oMath>
               <m:r>
@@ -18671,7 +18724,7 @@
     </w:p>
     <w:p>
       <w:r>
-        <w:pict w14:anchorId="28119F3B">
+        <w:pict>
           <v:rect id="_x0000_i1046" style="width:0;height:1.5pt" o:hralign="center" o:hrstd="t" o:hr="t"/>
         </w:pict>
       </w:r>
@@ -18680,11 +18733,11 @@
       <w:pPr>
         <w:pStyle w:val="1"/>
       </w:pPr>
-      <w:bookmarkStart w:id="90" w:name="X857712c51ea5a6af35aaed3b44e5f652e1249c8"/>
-      <w:bookmarkEnd w:id="89"/>
-      <w:bookmarkEnd w:id="88"/>
-      <w:bookmarkEnd w:id="86"/>
+      <w:bookmarkStart w:id="86" w:name="X857712c51ea5a6af35aaed3b44e5f652e1249c8"/>
+      <w:bookmarkEnd w:id="85"/>
       <w:bookmarkEnd w:id="84"/>
+      <w:bookmarkEnd w:id="82"/>
+      <w:bookmarkEnd w:id="80"/>
       <w:r>
         <w:lastRenderedPageBreak/>
         <w:t>Volume V: Cross-Domain Validation and Ultimate Evolution</w:t>
@@ -18694,7 +18747,7 @@
       <w:pPr>
         <w:pStyle w:val="3"/>
       </w:pPr>
-      <w:bookmarkStart w:id="91" w:name="Xd2ae1919604e56cb35401098108896d0e60b95c"/>
+      <w:bookmarkStart w:id="87" w:name="Xd2ae1919604e56cb35401098108896d0e60b95c"/>
       <w:r>
         <w:t>— Cross-Domain Verdicts and Axiomatic Inheritance of Open Complex Giant Systems</w:t>
       </w:r>
@@ -18703,8 +18756,8 @@
       <w:pPr>
         <w:pStyle w:val="2"/>
       </w:pPr>
-      <w:bookmarkStart w:id="92" w:name="X5b88ad0bfbdb1bb55818691bd1fdba3c546d608"/>
-      <w:bookmarkEnd w:id="91"/>
+      <w:bookmarkStart w:id="88" w:name="X5b88ad0bfbdb1bb55818691bd1fdba3c546d608"/>
+      <w:bookmarkEnd w:id="87"/>
       <w:r>
         <w:t>Volume Prelude: Cross-Domain Verdict Criteria (Qualitative Eight Treatises vs. Quantitative Five Dimensions)</w:t>
       </w:r>
@@ -19269,7 +19322,7 @@
     </w:p>
     <w:p>
       <w:r>
-        <w:pict w14:anchorId="47165241">
+        <w:pict>
           <v:rect id="_x0000_i1047" style="width:0;height:1.5pt" o:hralign="center" o:hrstd="t" o:hr="t"/>
         </w:pict>
       </w:r>
@@ -19278,8 +19331,8 @@
       <w:pPr>
         <w:pStyle w:val="2"/>
       </w:pPr>
-      <w:bookmarkStart w:id="93" w:name="Xd39a38931a5ec4f1379b3ac05bed7539466e04c"/>
-      <w:bookmarkEnd w:id="92"/>
+      <w:bookmarkStart w:id="89" w:name="Xd39a38931a5ec4f1379b3ac05bed7539466e04c"/>
+      <w:bookmarkEnd w:id="88"/>
       <w:r>
         <w:t>Chapter 1: Cross-Domain Dimensionality Reduction and Axiomatic Interpretation</w:t>
       </w:r>
@@ -19288,7 +19341,7 @@
       <w:pPr>
         <w:pStyle w:val="3"/>
       </w:pPr>
-      <w:bookmarkStart w:id="94" w:name="Xbcd3e40bd87cb05645757e321cf8cd4992f8d33"/>
+      <w:bookmarkStart w:id="90" w:name="Xbcd3e40bd87cb05645757e321cf8cd4992f8d33"/>
       <w:r>
         <w:t>1.1 [Computational Biology] AlphaFold 2 and Physical Verdict on Levinthal’s Paradox</w:t>
       </w:r>
@@ -19328,7 +19381,10 @@
         </m:sSup>
       </m:oMath>
       <w:r>
-        <w:t xml:space="preserve"> potential conformations. Success of AlphaFold 2 essentially lies in:</w:t>
+        <w:t xml:space="preserve"> </w:t>
+      </w:r>
+      <w:r>
+        <w:t>potential conformations. Success of AlphaFold 2 essentially lies in:</w:t>
       </w:r>
     </w:p>
     <w:p>
@@ -19587,8 +19643,8 @@
       <w:pPr>
         <w:pStyle w:val="3"/>
       </w:pPr>
-      <w:bookmarkStart w:id="95" w:name="X12c4f8c481e588da15deca6c8c7930e71cfee05"/>
-      <w:bookmarkEnd w:id="94"/>
+      <w:bookmarkStart w:id="91" w:name="X12c4f8c481e588da15deca6c8c7930e71cfee05"/>
+      <w:bookmarkEnd w:id="90"/>
       <w:r>
         <w:t>1.2 [Modern Cosmology] Black Hole Entropy, Holographic Principle, and Boundary Creation</w:t>
       </w:r>
@@ -20031,8 +20087,8 @@
       <w:pPr>
         <w:pStyle w:val="3"/>
       </w:pPr>
-      <w:bookmarkStart w:id="96" w:name="X9eb62a4bd32dc6c6bcde3656f39f39c71d5d916"/>
-      <w:bookmarkEnd w:id="95"/>
+      <w:bookmarkStart w:id="92" w:name="X9eb62a4bd32dc6c6bcde3656f39f39c71d5d916"/>
+      <w:bookmarkEnd w:id="91"/>
       <w:r>
         <w:t>1.3 [Macro-Financial Systems] Goodhart Collapse and Physical Truncation of Financial Crises</w:t>
       </w:r>
@@ -20372,7 +20428,7 @@
     </w:p>
     <w:p>
       <w:r>
-        <w:pict w14:anchorId="3E5E6DD1">
+        <w:pict>
           <v:rect id="_x0000_i1048" style="width:0;height:1.5pt" o:hralign="center" o:hrstd="t" o:hr="t"/>
         </w:pict>
       </w:r>
@@ -20381,9 +20437,9 @@
       <w:pPr>
         <w:pStyle w:val="2"/>
       </w:pPr>
-      <w:bookmarkStart w:id="97" w:name="X5339feb4df0d90e7c1be3dc753f3a40d3cbf6a0"/>
-      <w:bookmarkEnd w:id="96"/>
-      <w:bookmarkEnd w:id="93"/>
+      <w:bookmarkStart w:id="93" w:name="X5339feb4df0d90e7c1be3dc753f3a40d3cbf6a0"/>
+      <w:bookmarkEnd w:id="92"/>
+      <w:bookmarkEnd w:id="89"/>
       <w:r>
         <w:t xml:space="preserve">Chapter 2: Silicon Evolution: Second-Order Metacognitive Constitutional Amendment Operator </w:t>
       </w:r>
@@ -20406,7 +20462,7 @@
       <w:pPr>
         <w:pStyle w:val="3"/>
       </w:pPr>
-      <w:bookmarkStart w:id="98" w:name="Xc2460ca157b56bc058dc3d51d7ad47fb6c06138"/>
+      <w:bookmarkStart w:id="94" w:name="Xc2460ca157b56bc058dc3d51d7ad47fb6c06138"/>
       <w:r>
         <w:t xml:space="preserve">2.1 Second-Order Metacognitive Constitutional Amendment Operator </w:t>
       </w:r>
@@ -21085,7 +21141,7 @@
     </w:p>
     <w:p>
       <w:r>
-        <w:pict w14:anchorId="47A7BB79">
+        <w:pict>
           <v:rect id="_x0000_i1049" style="width:0;height:1.5pt" o:hralign="center" o:hrstd="t" o:hr="t"/>
         </w:pict>
       </w:r>
@@ -21094,9 +21150,9 @@
       <w:pPr>
         <w:pStyle w:val="2"/>
       </w:pPr>
-      <w:bookmarkStart w:id="99" w:name="X1fa061789ef126f2ec22201aaf94fd859138db7"/>
-      <w:bookmarkEnd w:id="98"/>
-      <w:bookmarkEnd w:id="97"/>
+      <w:bookmarkStart w:id="95" w:name="X1fa061789ef126f2ec22201aaf94fd859138db7"/>
+      <w:bookmarkEnd w:id="94"/>
+      <w:bookmarkEnd w:id="93"/>
       <w:r>
         <w:t>Chapter 3: Panoramic Ultimate Isomorphism with Sages and Modern Science (Stars Returned to Their Positions)</w:t>
       </w:r>
@@ -21131,7 +21187,7 @@
       <w:pPr>
         <w:pStyle w:val="3"/>
       </w:pPr>
-      <w:bookmarkStart w:id="100" w:name="Xb02ab82fc30a309bde0bcf974ca84e48b406344"/>
+      <w:bookmarkStart w:id="96" w:name="Xb02ab82fc30a309bde0bcf974ca84e48b406344"/>
       <w:r>
         <w:t>3.1 Modern Physics and Quantum Measurement: John Wheeler and Erwin Schrödinger</w:t>
       </w:r>
@@ -21192,8 +21248,8 @@
       <w:pPr>
         <w:pStyle w:val="3"/>
       </w:pPr>
-      <w:bookmarkStart w:id="101" w:name="X1ed3d96b99bb64d130f26c9685338da51d6f651"/>
-      <w:bookmarkEnd w:id="100"/>
+      <w:bookmarkStart w:id="97" w:name="X1ed3d96b99bb64d130f26c9685338da51d6f651"/>
+      <w:bookmarkEnd w:id="96"/>
       <w:r>
         <w:lastRenderedPageBreak/>
         <w:t>3.2 Classical Variational Principles and Information Theory: Fermat, Euler, Hamilton, and Claude Shannon</w:t>
@@ -21506,8 +21562,8 @@
       <w:pPr>
         <w:pStyle w:val="3"/>
       </w:pPr>
-      <w:bookmarkStart w:id="102" w:name="X2e82d6a0ab4fc1a622fa29a52fc9327acfa941f"/>
-      <w:bookmarkEnd w:id="101"/>
+      <w:bookmarkStart w:id="98" w:name="X2e82d6a0ab4fc1a622fa29a52fc9327acfa941f"/>
+      <w:bookmarkEnd w:id="97"/>
       <w:r>
         <w:t>3.3 Cybernetics and Complexity Science: Norbert Wiener, W. Ross Ashby, and Qian Xuesen</w:t>
       </w:r>
@@ -21597,10 +21653,7 @@
         </m:sSub>
       </m:oMath>
       <w:r>
-        <w:t xml:space="preserve"> </w:t>
-      </w:r>
-      <w:r>
-        <w:t>normally stripping redundant degrees of freedom and absorption capability.</w:t>
+        <w:t xml:space="preserve"> normally stripping redundant degrees of freedom and absorption capability.</w:t>
       </w:r>
     </w:p>
     <w:p>
@@ -21757,15 +21810,18 @@
         </m:sSub>
       </m:oMath>
       <w:r>
-        <w:t>), landing as “Dual-Chief System” supreme work contracts on physical battlefields.</w:t>
+        <w:t xml:space="preserve">), landing as “Dual-Chief System” </w:t>
+      </w:r>
+      <w:r>
+        <w:t>supreme work contracts on physical battlefields.</w:t>
       </w:r>
     </w:p>
     <w:p>
       <w:pPr>
         <w:pStyle w:val="3"/>
       </w:pPr>
-      <w:bookmarkStart w:id="103" w:name="Xf1c3071019d8cba0f8daf883dc231865ff1c320"/>
-      <w:bookmarkEnd w:id="102"/>
+      <w:bookmarkStart w:id="99" w:name="Xf1c3071019d8cba0f8daf883dc231865ff1c320"/>
+      <w:bookmarkEnd w:id="98"/>
       <w:r>
         <w:t>3.4 Pansystems Theory and Behavior Intelligence: Wu Xuemou and Cao Longbing</w:t>
       </w:r>
@@ -21992,8 +22048,8 @@
       <w:pPr>
         <w:pStyle w:val="3"/>
       </w:pPr>
-      <w:bookmarkStart w:id="104" w:name="Xea0f7752fdfbb5f5d4016c58a39ab11aa4bce06"/>
-      <w:bookmarkEnd w:id="103"/>
+      <w:bookmarkStart w:id="100" w:name="Xea0f7752fdfbb5f5d4016c58a39ab11aa4bce06"/>
+      <w:bookmarkEnd w:id="99"/>
       <w:r>
         <w:t>3.5 Panoramic Isomorphism Map of Ancient Sages and Modern Scientists</w:t>
       </w:r>
@@ -22094,182 +22150,6 @@
               <w:pStyle w:val="Compact"/>
             </w:pPr>
             <w:r>
-              <w:t>Laozi / Zhuangzi</w:t>
-            </w:r>
-          </w:p>
-        </w:tc>
-        <w:tc>
-          <w:tcPr>
-            <w:tcW w:w="1980" w:type="dxa"/>
-          </w:tcPr>
-          <w:p>
-            <w:pPr>
-              <w:pStyle w:val="Compact"/>
-            </w:pPr>
-            <w:r>
-              <w:t>Nameless &amp; Named</w:t>
-            </w:r>
-          </w:p>
-        </w:tc>
-        <w:tc>
-          <w:tcPr>
-            <w:tcW w:w="1980" w:type="dxa"/>
-          </w:tcPr>
-          <w:p>
-            <w:pPr>
-              <w:pStyle w:val="Compact"/>
-            </w:pPr>
-            <w:r>
-              <w:t xml:space="preserve">Disorder </w:t>
-            </w:r>
-            <m:oMath>
-              <m:r>
-                <m:rPr>
-                  <m:sty m:val="p"/>
-                </m:rPr>
-                <w:rPr>
-                  <w:rFonts w:ascii="Cambria Math" w:hAnsi="Cambria Math"/>
-                </w:rPr>
-                <m:t>→</m:t>
-              </m:r>
-            </m:oMath>
-            <w:r>
-              <w:t xml:space="preserve"> Partitioning</w:t>
-            </w:r>
-          </w:p>
-        </w:tc>
-        <w:tc>
-          <w:tcPr>
-            <w:tcW w:w="1980" w:type="dxa"/>
-          </w:tcPr>
-          <w:p>
-            <w:pPr>
-              <w:pStyle w:val="Compact"/>
-            </w:pPr>
-            <w:r>
-              <w:t>Volume I, Chapter 5</w:t>
-            </w:r>
-          </w:p>
-        </w:tc>
-      </w:tr>
-      <w:tr>
-        <w:tc>
-          <w:tcPr>
-            <w:tcW w:w="1980" w:type="dxa"/>
-          </w:tcPr>
-          <w:p>
-            <w:pPr>
-              <w:pStyle w:val="Compact"/>
-            </w:pPr>
-            <w:r>
-              <w:t>Buddhism</w:t>
-            </w:r>
-          </w:p>
-        </w:tc>
-        <w:tc>
-          <w:tcPr>
-            <w:tcW w:w="1980" w:type="dxa"/>
-          </w:tcPr>
-          <w:p>
-            <w:pPr>
-              <w:pStyle w:val="Compact"/>
-            </w:pPr>
-            <w:r>
-              <w:t>Mind-Only</w:t>
-            </w:r>
-          </w:p>
-        </w:tc>
-        <w:tc>
-          <w:tcPr>
-            <w:tcW w:w="1980" w:type="dxa"/>
-          </w:tcPr>
-          <w:p>
-            <w:pPr>
-              <w:pStyle w:val="Compact"/>
-            </w:pPr>
-            <w:r>
-              <w:t>Observer Emergence Law (Axiom 0)</w:t>
-            </w:r>
-          </w:p>
-        </w:tc>
-        <w:tc>
-          <w:tcPr>
-            <w:tcW w:w="1980" w:type="dxa"/>
-          </w:tcPr>
-          <w:p>
-            <w:pPr>
-              <w:pStyle w:val="Compact"/>
-            </w:pPr>
-            <w:r>
-              <w:t>Volume I, Chapter 5</w:t>
-            </w:r>
-          </w:p>
-        </w:tc>
-      </w:tr>
-      <w:tr>
-        <w:tc>
-          <w:tcPr>
-            <w:tcW w:w="1980" w:type="dxa"/>
-          </w:tcPr>
-          <w:p>
-            <w:pPr>
-              <w:pStyle w:val="Compact"/>
-            </w:pPr>
-            <w:r>
-              <w:t>Wang Yangming</w:t>
-            </w:r>
-          </w:p>
-        </w:tc>
-        <w:tc>
-          <w:tcPr>
-            <w:tcW w:w="1980" w:type="dxa"/>
-          </w:tcPr>
-          <w:p>
-            <w:pPr>
-              <w:pStyle w:val="Compact"/>
-            </w:pPr>
-            <w:r>
-              <w:t>No Object Outside Mind</w:t>
-            </w:r>
-          </w:p>
-        </w:tc>
-        <w:tc>
-          <w:tcPr>
-            <w:tcW w:w="1980" w:type="dxa"/>
-          </w:tcPr>
-          <w:p>
-            <w:pPr>
-              <w:pStyle w:val="Compact"/>
-            </w:pPr>
-            <w:r>
-              <w:t>Boundary Creation Rights Confirmation</w:t>
-            </w:r>
-          </w:p>
-        </w:tc>
-        <w:tc>
-          <w:tcPr>
-            <w:tcW w:w="1980" w:type="dxa"/>
-          </w:tcPr>
-          <w:p>
-            <w:pPr>
-              <w:pStyle w:val="Compact"/>
-            </w:pPr>
-            <w:r>
-              <w:t>Volume I, Chapter 5</w:t>
-            </w:r>
-          </w:p>
-        </w:tc>
-      </w:tr>
-      <w:tr>
-        <w:tc>
-          <w:tcPr>
-            <w:tcW w:w="1980" w:type="dxa"/>
-          </w:tcPr>
-          <w:p>
-            <w:pPr>
-              <w:pStyle w:val="Compact"/>
-            </w:pPr>
-            <w:r>
               <w:t>Immanuel Kant</w:t>
             </w:r>
           </w:p>
@@ -22309,60 +22189,6 @@
                 <m:t>Π</m:t>
               </m:r>
             </m:oMath>
-          </w:p>
-        </w:tc>
-        <w:tc>
-          <w:tcPr>
-            <w:tcW w:w="1980" w:type="dxa"/>
-          </w:tcPr>
-          <w:p>
-            <w:pPr>
-              <w:pStyle w:val="Compact"/>
-            </w:pPr>
-            <w:r>
-              <w:t>Volume I, Chapter 5</w:t>
-            </w:r>
-          </w:p>
-        </w:tc>
-      </w:tr>
-      <w:tr>
-        <w:tc>
-          <w:tcPr>
-            <w:tcW w:w="1980" w:type="dxa"/>
-          </w:tcPr>
-          <w:p>
-            <w:pPr>
-              <w:pStyle w:val="Compact"/>
-            </w:pPr>
-            <w:r>
-              <w:t>Gospel of John / Theology</w:t>
-            </w:r>
-          </w:p>
-        </w:tc>
-        <w:tc>
-          <w:tcPr>
-            <w:tcW w:w="1980" w:type="dxa"/>
-          </w:tcPr>
-          <w:p>
-            <w:pPr>
-              <w:pStyle w:val="Compact"/>
-            </w:pPr>
-            <w:r>
-              <w:t>In the Beginning Was Logos</w:t>
-            </w:r>
-          </w:p>
-        </w:tc>
-        <w:tc>
-          <w:tcPr>
-            <w:tcW w:w="1980" w:type="dxa"/>
-          </w:tcPr>
-          <w:p>
-            <w:pPr>
-              <w:pStyle w:val="Compact"/>
-            </w:pPr>
-            <w:r>
-              <w:t>Logos &amp; Formal Axioms</w:t>
-            </w:r>
           </w:p>
         </w:tc>
         <w:tc>
@@ -22578,11 +22404,7 @@
               <w:pStyle w:val="Compact"/>
             </w:pPr>
             <w:r>
-              <w:t xml:space="preserve">Participatory </w:t>
-            </w:r>
-            <w:r>
-              <w:lastRenderedPageBreak/>
-              <w:t>Universe</w:t>
+              <w:t>Participatory Universe</w:t>
             </w:r>
           </w:p>
         </w:tc>
@@ -22595,12 +22417,7 @@
               <w:pStyle w:val="Compact"/>
             </w:pPr>
             <w:r>
-              <w:lastRenderedPageBreak/>
-              <w:t xml:space="preserve">Observer </w:t>
-            </w:r>
-            <w:r>
-              <w:lastRenderedPageBreak/>
-              <w:t>Emergence Law (Axiom 0)</w:t>
+              <w:t>Observer Emergence Law (Axiom 0)</w:t>
             </w:r>
           </w:p>
         </w:tc>
@@ -22613,12 +22430,7 @@
               <w:pStyle w:val="Compact"/>
             </w:pPr>
             <w:r>
-              <w:lastRenderedPageBreak/>
-              <w:t xml:space="preserve">Volume V, Chapter </w:t>
-            </w:r>
-            <w:r>
-              <w:lastRenderedPageBreak/>
-              <w:t>3</w:t>
+              <w:t>Volume V, Chapter 3</w:t>
             </w:r>
           </w:p>
         </w:tc>
@@ -22633,7 +22445,6 @@
               <w:pStyle w:val="Compact"/>
             </w:pPr>
             <w:r>
-              <w:lastRenderedPageBreak/>
               <w:t>Erwin Schrödinger</w:t>
             </w:r>
           </w:p>
@@ -22820,7 +22631,11 @@
               <w:pStyle w:val="Compact"/>
             </w:pPr>
             <w:r>
-              <w:t>Feedback Reducing Deviation</w:t>
+              <w:t xml:space="preserve">Feedback </w:t>
+            </w:r>
+            <w:r>
+              <w:lastRenderedPageBreak/>
+              <w:t>Reducing Deviation</w:t>
             </w:r>
           </w:p>
         </w:tc>
@@ -22833,7 +22648,12 @@
               <w:pStyle w:val="Compact"/>
             </w:pPr>
             <w:r>
-              <w:t xml:space="preserve">Residual Norm Difference </w:t>
+              <w:lastRenderedPageBreak/>
+              <w:t xml:space="preserve">Residual Norm </w:t>
+            </w:r>
+            <w:r>
+              <w:lastRenderedPageBreak/>
+              <w:t xml:space="preserve">Difference </w:t>
             </w:r>
             <m:oMath>
               <m:r>
@@ -22857,7 +22677,12 @@
               <w:pStyle w:val="Compact"/>
             </w:pPr>
             <w:r>
-              <w:t>Volume V, Chapter 3</w:t>
+              <w:lastRenderedPageBreak/>
+              <w:t xml:space="preserve">Volume V, Chapter </w:t>
+            </w:r>
+            <w:r>
+              <w:lastRenderedPageBreak/>
+              <w:t>3</w:t>
             </w:r>
           </w:p>
         </w:tc>
@@ -22872,6 +22697,7 @@
               <w:pStyle w:val="Compact"/>
             </w:pPr>
             <w:r>
+              <w:lastRenderedPageBreak/>
               <w:t>W. Ross Ashby</w:t>
             </w:r>
           </w:p>
@@ -23204,7 +23030,7 @@
     </w:tbl>
     <w:p>
       <w:r>
-        <w:pict w14:anchorId="08CFF4EA">
+        <w:pict>
           <v:rect id="_x0000_i1050" style="width:0;height:1.5pt" o:hralign="center" o:hrstd="t" o:hr="t"/>
         </w:pict>
       </w:r>
@@ -23213,10 +23039,10 @@
       <w:pPr>
         <w:pStyle w:val="1"/>
       </w:pPr>
-      <w:bookmarkStart w:id="105" w:name="appendix-and-corollary-set"/>
-      <w:bookmarkEnd w:id="104"/>
-      <w:bookmarkEnd w:id="99"/>
-      <w:bookmarkEnd w:id="90"/>
+      <w:bookmarkStart w:id="101" w:name="appendix-and-corollary-set"/>
+      <w:bookmarkEnd w:id="100"/>
+      <w:bookmarkEnd w:id="95"/>
+      <w:bookmarkEnd w:id="86"/>
       <w:r>
         <w:t>Appendix and Corollary Set</w:t>
       </w:r>
@@ -23225,7 +23051,7 @@
       <w:pPr>
         <w:pStyle w:val="2"/>
       </w:pPr>
-      <w:bookmarkStart w:id="106" w:name="X47823cef35d7c7f25a71e07cc8cc9dc38546529"/>
+      <w:bookmarkStart w:id="102" w:name="X47823cef35d7c7f25a71e07cc8cc9dc38546529"/>
       <w:r>
         <w:t>Appendix A: Core Axiom Derivations and Quotations</w:t>
       </w:r>
@@ -23234,7 +23060,7 @@
       <w:pPr>
         <w:pStyle w:val="3"/>
       </w:pPr>
-      <w:bookmarkStart w:id="107" w:name="X66a43b28dca188713702e93e6eac0b22de1ae7c"/>
+      <w:bookmarkStart w:id="103" w:name="X66a43b28dca188713702e93e6eac0b22de1ae7c"/>
       <w:r>
         <w:t>Corollary A.1: Vector Cancellation Deadlock Theorem</w:t>
       </w:r>
@@ -23498,7 +23324,6 @@
         <w:pStyle w:val="FirstParagraph"/>
       </w:pPr>
       <w:r>
-        <w:lastRenderedPageBreak/>
         <w:t>Sum of intent vectors of various nodes approaches zero. In control physics, this state is vector cancellation deadlock. System internal friction waste heat is maximized, effective work conversion rate returns to zero, and system inevitably collapses due to internal dissipation.</w:t>
       </w:r>
     </w:p>
@@ -23525,9 +23350,10 @@
       <w:pPr>
         <w:pStyle w:val="3"/>
       </w:pPr>
-      <w:bookmarkStart w:id="108" w:name="X15d748d99643bf0b5869b115d690e529b48ff91"/>
-      <w:bookmarkEnd w:id="107"/>
-      <w:r>
+      <w:bookmarkStart w:id="104" w:name="X15d748d99643bf0b5869b115d690e529b48ff91"/>
+      <w:bookmarkEnd w:id="103"/>
+      <w:r>
+        <w:lastRenderedPageBreak/>
         <w:t>Corollary A.2: Conscience Compact Support Operator and Second-Order Meta-Governing Principle Theorem (Goodhart Collapse Truncation)</w:t>
       </w:r>
     </w:p>
@@ -23813,8 +23639,8 @@
       <w:pPr>
         <w:pStyle w:val="3"/>
       </w:pPr>
-      <w:bookmarkStart w:id="109" w:name="X4a6bc08be46a53c52d364167a784a78b2f905b3"/>
-      <w:bookmarkEnd w:id="108"/>
+      <w:bookmarkStart w:id="105" w:name="X4a6bc08be46a53c52d364167a784a78b2f905b3"/>
+      <w:bookmarkEnd w:id="104"/>
       <w:r>
         <w:t>Corollary A.3: Physical Five-Dimensional Manifold Topological Invariant Theorem</w:t>
       </w:r>
@@ -23848,7 +23674,7 @@
     </w:p>
     <w:p>
       <w:r>
-        <w:pict w14:anchorId="2CF37453">
+        <w:pict>
           <v:rect id="_x0000_i1051" style="width:0;height:1.5pt" o:hralign="center" o:hrstd="t" o:hr="t"/>
         </w:pict>
       </w:r>
@@ -23857,57 +23683,63 @@
       <w:pPr>
         <w:pStyle w:val="2"/>
       </w:pPr>
-      <w:bookmarkStart w:id="110" w:name="Xf524083d3209ae01f4a6134531a95a196227006"/>
-      <w:bookmarkEnd w:id="109"/>
-      <w:bookmarkEnd w:id="106"/>
+      <w:bookmarkStart w:id="106" w:name="Xf524083d3209ae01f4a6134531a95a196227006"/>
+      <w:bookmarkEnd w:id="105"/>
+      <w:bookmarkEnd w:id="102"/>
+      <w:r>
+        <w:t>Appendix B: Five-Dimensional Manifold Numerical Reconstruction and Algorithm Operation Manual</w:t>
+      </w:r>
+    </w:p>
+    <w:p>
+      <w:pPr>
+        <w:pStyle w:val="3"/>
+      </w:pPr>
+      <w:bookmarkStart w:id="107" w:name="Xf1a1321a301caf44b2226e271f376c6f5c46a36"/>
+      <w:r>
+        <w:t>B.1 Operation Guide for Residual-Driven Parameter Numerical Modification of the Five-Dimensional Matrix</w:t>
+      </w:r>
+    </w:p>
+    <w:p>
+      <w:pPr>
+        <w:pStyle w:val="FirstParagraph"/>
+      </w:pPr>
+      <w:r>
+        <w:t xml:space="preserve">When perception residual </w:t>
+      </w:r>
+      <m:oMath>
+        <m:r>
+          <m:rPr>
+            <m:sty m:val="p"/>
+          </m:rPr>
+          <w:rPr>
+            <w:rFonts w:ascii="Cambria Math" w:hAnsi="Cambria Math"/>
+          </w:rPr>
+          <m:t>Δ</m:t>
+        </m:r>
+      </m:oMath>
+      <w:r>
+        <w:t xml:space="preserve"> </w:t>
+      </w:r>
+      <w:r>
+        <w:t xml:space="preserve">breaks evolution threshold triggering second-order metacognitive constitutional amendment operator </w:t>
+      </w:r>
+      <m:oMath>
+        <m:r>
+          <m:rPr>
+            <m:sty m:val="p"/>
+          </m:rPr>
+          <w:rPr>
+            <w:rFonts w:ascii="Cambria Math" w:hAnsi="Cambria Math"/>
+          </w:rPr>
+          <m:t>Φ</m:t>
+        </m:r>
+      </m:oMath>
+      <w:r>
+        <w:t xml:space="preserve">, algorithms cannot directly modify objective physical actual reality, but can only modify concrete parameter </w:t>
+      </w:r>
       <w:r>
         <w:lastRenderedPageBreak/>
-        <w:t>Appendix B: Five-Dimensional Manifold Numerical Reconstruction and Algorithm Operation Manual</w:t>
-      </w:r>
-    </w:p>
-    <w:p>
-      <w:pPr>
-        <w:pStyle w:val="3"/>
-      </w:pPr>
-      <w:bookmarkStart w:id="111" w:name="Xf1a1321a301caf44b2226e271f376c6f5c46a36"/>
-      <w:r>
-        <w:t>B.1 Operation Guide for Residual-Driven Parameter Numerical Modification of the Five-Dimensional Matrix</w:t>
-      </w:r>
-    </w:p>
-    <w:p>
-      <w:pPr>
-        <w:pStyle w:val="FirstParagraph"/>
-      </w:pPr>
-      <w:r>
-        <w:t xml:space="preserve">When perception residual </w:t>
-      </w:r>
-      <m:oMath>
-        <m:r>
-          <m:rPr>
-            <m:sty m:val="p"/>
-          </m:rPr>
-          <w:rPr>
-            <w:rFonts w:ascii="Cambria Math" w:hAnsi="Cambria Math"/>
-          </w:rPr>
-          <m:t>Δ</m:t>
-        </m:r>
-      </m:oMath>
-      <w:r>
-        <w:t xml:space="preserve"> breaks evolution threshold triggering second-order metacognitive constitutional amendment operator </w:t>
-      </w:r>
-      <m:oMath>
-        <m:r>
-          <m:rPr>
-            <m:sty m:val="p"/>
-          </m:rPr>
-          <w:rPr>
-            <w:rFonts w:ascii="Cambria Math" w:hAnsi="Cambria Math"/>
-          </w:rPr>
-          <m:t>Φ</m:t>
-        </m:r>
-      </m:oMath>
-      <w:r>
-        <w:t>, algorithms cannot directly modify objective physical actual reality, but can only modify concrete parameter values (Values) in ought-to-be five-dimensional manifold matrix to achieve system reconstruction:</w:t>
+        <w:t>values (Values) in ought-to-be five-dimensional manifold matrix to achieve system reconstruction:</w:t>
       </w:r>
     </w:p>
     <w:p>
@@ -24045,8 +23877,8 @@
       <w:pPr>
         <w:pStyle w:val="3"/>
       </w:pPr>
-      <w:bookmarkStart w:id="112" w:name="X7c5aae2590ec598b1ff60e2227c4814182019af"/>
-      <w:bookmarkEnd w:id="111"/>
+      <w:bookmarkStart w:id="108" w:name="X7c5aae2590ec598b1ff60e2227c4814182019af"/>
+      <w:bookmarkEnd w:id="107"/>
       <w:r>
         <w:t xml:space="preserve">B.2 Formal Deduction of the Subjective Exclusivity of Second-Order Metacognitive Constitutional Amendment Operator </w:t>
       </w:r>
@@ -24067,6 +23899,7 @@
     </w:p>
     <w:p>
       <w:pPr>
+        <w:pStyle w:val="Compact"/>
         <w:numPr>
           <w:ilvl w:val="0"/>
           <w:numId w:val="46"/>
@@ -24435,6 +24268,7 @@
     </w:p>
     <w:p>
       <w:pPr>
+        <w:pStyle w:val="Compact"/>
         <w:numPr>
           <w:ilvl w:val="0"/>
           <w:numId w:val="46"/>
@@ -24448,11 +24282,7 @@
         <w:t>Physical Topology of Human Brain BA10 Area (Frontopolar Cortex) Metacognitive Evolution</w:t>
       </w:r>
       <w:r>
-        <w:t xml:space="preserve">: Evolutionary physics demonstrates human brain frontopolar cortex (BA10 area) expanded 4.7 times in relative volume compared to primates, evolving second-order self-referential awareness </w:t>
-      </w:r>
-      <w:r>
-        <w:lastRenderedPageBreak/>
-        <w:t xml:space="preserve">topology transcending first-order calculus. Second-order metacognitive constitutional amendment operator </w:t>
+        <w:t xml:space="preserve">: Evolutionary physics demonstrates human brain frontopolar cortex (BA10 area) expanded 4.7 times in relative volume compared to primates, evolving second-order self-referential awareness topology transcending first-order calculus. Second-order metacognitive constitutional amendment operator </w:t>
       </w:r>
       <m:oMath>
         <m:r>
@@ -24637,6 +24467,7 @@
     </w:p>
     <w:p>
       <w:pPr>
+        <w:pStyle w:val="Compact"/>
         <w:numPr>
           <w:ilvl w:val="0"/>
           <w:numId w:val="46"/>
@@ -24655,7 +24486,7 @@
     </w:p>
     <w:p>
       <w:pPr>
-        <w:pStyle w:val="a0"/>
+        <w:pStyle w:val="FirstParagraph"/>
       </w:pPr>
       <m:oMathPara>
         <m:oMathParaPr>
@@ -24666,6 +24497,7 @@
             <m:rPr>
               <m:nor/>
             </m:rPr>
+            <w:lastRenderedPageBreak/>
             <m:t>System Work Operator</m:t>
           </m:r>
           <m:r>
@@ -24760,10 +24592,7 @@
     </w:p>
     <w:p>
       <w:pPr>
-        <w:numPr>
-          <w:ilvl w:val="0"/>
-          <w:numId w:val="1"/>
-        </w:numPr>
+        <w:pStyle w:val="FirstParagraph"/>
       </w:pPr>
       <w:r>
         <w:t xml:space="preserve">Where </w:t>
@@ -24780,7 +24609,10 @@
         </m:r>
       </m:oMath>
       <w:r>
-        <w:t xml:space="preserve"> represents tensor product of unity of essence and function. Humans provide second-order amendment ‘function’ (</w:t>
+        <w:t xml:space="preserve"> </w:t>
+      </w:r>
+      <w:r>
+        <w:t>represents tensor product of unity of essence and function. Humans provide second-order amendment ‘function’ (</w:t>
       </w:r>
       <m:oMath>
         <m:sSub>
@@ -24854,7 +24686,7 @@
       <w:pPr>
         <w:pStyle w:val="Compact"/>
         <w:numPr>
-          <w:ilvl w:val="1"/>
+          <w:ilvl w:val="0"/>
           <w:numId w:val="49"/>
         </w:numPr>
       </w:pPr>
@@ -24871,7 +24703,7 @@
     </w:p>
     <w:p>
       <w:r>
-        <w:pict w14:anchorId="12C25A4A">
+        <w:pict>
           <v:rect id="_x0000_i1052" style="width:0;height:1.5pt" o:hralign="center" o:hrstd="t" o:hr="t"/>
         </w:pict>
       </w:r>
@@ -24880,9 +24712,9 @@
       <w:pPr>
         <w:pStyle w:val="2"/>
       </w:pPr>
-      <w:bookmarkStart w:id="113" w:name="X544ea3bfcb14b58ac0491f766fcdac65ef382ec"/>
-      <w:bookmarkEnd w:id="112"/>
-      <w:bookmarkEnd w:id="110"/>
+      <w:bookmarkStart w:id="109" w:name="X544ea3bfcb14b58ac0491f766fcdac65ef382ec"/>
+      <w:bookmarkEnd w:id="108"/>
+      <w:bookmarkEnd w:id="106"/>
       <w:r>
         <w:t>Appendix C: Topological Isomorphism Map with Contemporary Frontiers</w:t>
       </w:r>
@@ -24891,7 +24723,7 @@
       <w:pPr>
         <w:pStyle w:val="3"/>
       </w:pPr>
-      <w:bookmarkStart w:id="114" w:name="X1eadd447eb278c96c5ac4c47385268c2af71a5d"/>
+      <w:bookmarkStart w:id="110" w:name="X1eadd447eb278c96c5ac4c47385268c2af71a5d"/>
       <w:r>
         <w:t>C.1 Isomorphism Table of “Diagnosis and Solution” with Prof. Longbing Cao’s Non-IID Theory</w:t>
       </w:r>
@@ -25029,7 +24861,6 @@
         </w:numPr>
       </w:pPr>
       <w:r>
-        <w:lastRenderedPageBreak/>
         <w:t>Prof. Longbing Cao’s Theory: Extracting coupling features in high-dimensional space, conducting complex model fitting and feature classification.</w:t>
       </w:r>
     </w:p>
@@ -25255,6 +25086,7 @@
         </w:numPr>
       </w:pPr>
       <w:r>
+        <w:lastRenderedPageBreak/>
         <w:t xml:space="preserve">Monograph System: Proposing conscience compact support operator </w:t>
       </w:r>
       <m:oMath>
@@ -25368,7 +25200,7 @@
     </w:p>
     <w:p>
       <w:r>
-        <w:pict w14:anchorId="450E7CF5">
+        <w:pict>
           <v:rect id="_x0000_i1053" style="width:0;height:1.5pt" o:hralign="center" o:hrstd="t" o:hr="t"/>
         </w:pict>
       </w:r>
@@ -25377,9 +25209,9 @@
       <w:pPr>
         <w:pStyle w:val="2"/>
       </w:pPr>
-      <w:bookmarkStart w:id="115" w:name="Xef6ad90080eb65ae16ef1b964da4e02097f1e0a"/>
-      <w:bookmarkEnd w:id="114"/>
-      <w:bookmarkEnd w:id="113"/>
+      <w:bookmarkStart w:id="111" w:name="Xef6ad90080eb65ae16ef1b964da4e02097f1e0a"/>
+      <w:bookmarkEnd w:id="110"/>
+      <w:bookmarkEnd w:id="109"/>
       <w:r>
         <w:t>Appendix D: Full-System Keyword Master Cross-Reference Table (“One Table Linking the Whole Chain”)</w:t>
       </w:r>
@@ -25648,11 +25480,7 @@
               <w:pStyle w:val="Compact"/>
             </w:pPr>
             <w:r>
-              <w:t xml:space="preserve">Holographically perceiving physical phase space full elements, filtering to extract high-fidelity </w:t>
-            </w:r>
-            <w:r>
-              <w:lastRenderedPageBreak/>
-              <w:t xml:space="preserve">perception residuals </w:t>
+              <w:t xml:space="preserve">Holographically perceiving physical phase space full elements, filtering to extract high-fidelity perception residuals </w:t>
             </w:r>
             <m:oMath>
               <m:r>
@@ -25700,7 +25528,6 @@
                 <w:b/>
                 <w:bCs/>
               </w:rPr>
-              <w:lastRenderedPageBreak/>
               <w:t>2. Analysis</w:t>
             </w:r>
           </w:p>
@@ -25815,7 +25642,11 @@
               </m:r>
             </m:oMath>
             <w:r>
-              <w:t>. Locking orthogonal bases in topological structure, stripping non-orthogonal redundant degrees of freedom.</w:t>
+              <w:t xml:space="preserve">. Locking orthogonal bases in topological structure, </w:t>
+            </w:r>
+            <w:r>
+              <w:lastRenderedPageBreak/>
+              <w:t>stripping non-orthogonal redundant degrees of freedom.</w:t>
             </w:r>
           </w:p>
         </w:tc>
@@ -25834,6 +25665,7 @@
                 <w:b/>
                 <w:bCs/>
               </w:rPr>
+              <w:lastRenderedPageBreak/>
               <w:t>3. Decision</w:t>
             </w:r>
           </w:p>
@@ -26038,10 +25870,7 @@
               </m:r>
             </m:oMath>
             <w:r>
-              <w:t xml:space="preserve"> </w:t>
-            </w:r>
-            <w:r>
-              <w:t>sets of parallel universes in computation space, locking optimal dimension-reduced trajectories.</w:t>
+              <w:t xml:space="preserve"> sets of parallel universes in computation space, locking optimal dimension-reduced trajectories.</w:t>
             </w:r>
           </w:p>
         </w:tc>
@@ -26239,11 +26068,7 @@
               </m:r>
             </m:oMath>
             <w:r>
-              <w:t xml:space="preserve">. Decision automated write-back injected into microscopic nodes, eliminating </w:t>
-            </w:r>
-            <w:r>
-              <w:lastRenderedPageBreak/>
-              <w:t xml:space="preserve">vector cancellation internal friction, driving angle </w:t>
+              <w:t xml:space="preserve">. Decision automated write-back injected into microscopic nodes, eliminating vector cancellation internal friction, driving angle </w:t>
             </w:r>
             <m:oMath>
               <m:r>
@@ -26288,7 +26113,6 @@
                 <w:b/>
                 <w:bCs/>
               </w:rPr>
-              <w:lastRenderedPageBreak/>
               <w:t>5. Feedback</w:t>
             </w:r>
           </w:p>
@@ -26465,7 +26289,11 @@
               </m:sSub>
             </m:oMath>
             <w:r>
-              <w:t xml:space="preserve">, activate metacognitive constitutional amendment operator </w:t>
+              <w:t xml:space="preserve">, activate </w:t>
+            </w:r>
+            <w:r>
+              <w:lastRenderedPageBreak/>
+              <w:t xml:space="preserve">metacognitive constitutional amendment operator </w:t>
             </w:r>
             <m:oMath>
               <m:r>
@@ -26498,6 +26326,7 @@
                 <w:b/>
                 <w:bCs/>
               </w:rPr>
+              <w:lastRenderedPageBreak/>
               <w:t>Top-Level Safety Valve</w:t>
             </w:r>
           </w:p>
@@ -26722,10 +26551,988 @@
           </w:p>
         </w:tc>
       </w:tr>
-      <w:bookmarkEnd w:id="115"/>
-      <w:bookmarkEnd w:id="105"/>
     </w:tbl>
-    <w:p/>
+    <w:p>
+      <w:r>
+        <w:pict>
+          <v:rect id="_x0000_i1054" style="width:0;height:1.5pt" o:hralign="center" o:hrstd="t" o:hr="t"/>
+        </w:pict>
+      </w:r>
+    </w:p>
+    <w:p>
+      <w:pPr>
+        <w:pStyle w:val="2"/>
+      </w:pPr>
+      <w:bookmarkStart w:id="112" w:name="appendix-e-core-references"/>
+      <w:bookmarkEnd w:id="111"/>
+      <w:r>
+        <w:t>Appendix E: Core References</w:t>
+      </w:r>
+    </w:p>
+    <w:p>
+      <w:pPr>
+        <w:pStyle w:val="Compact"/>
+        <w:numPr>
+          <w:ilvl w:val="0"/>
+          <w:numId w:val="55"/>
+        </w:numPr>
+      </w:pPr>
+      <w:r>
+        <w:rPr>
+          <w:b/>
+          <w:bCs/>
+        </w:rPr>
+        <w:t>Qian, X., Yu, J., &amp; Dai, R. (1990)</w:t>
+      </w:r>
+      <w:r>
+        <w:t xml:space="preserve">. A new discipline of science—The open complex giant system and its methodology. </w:t>
+      </w:r>
+      <w:r>
+        <w:rPr>
+          <w:i/>
+          <w:iCs/>
+        </w:rPr>
+        <w:t>Nature Journal</w:t>
+      </w:r>
+      <w:r>
+        <w:t xml:space="preserve">, 13(1), 3-10. </w:t>
+      </w:r>
+      <w:r>
+        <w:rPr>
+          <w:rFonts w:hint="eastAsia"/>
+        </w:rPr>
+        <w:t>(</w:t>
+      </w:r>
+      <w:r>
+        <w:rPr>
+          <w:rFonts w:hint="eastAsia"/>
+        </w:rPr>
+        <w:t>钱学森</w:t>
+      </w:r>
+      <w:r>
+        <w:rPr>
+          <w:rFonts w:hint="eastAsia"/>
+        </w:rPr>
+        <w:t>,</w:t>
+      </w:r>
+      <w:r>
+        <w:t xml:space="preserve"> </w:t>
+      </w:r>
+      <w:r>
+        <w:rPr>
+          <w:rFonts w:hint="eastAsia"/>
+        </w:rPr>
+        <w:t>于景元</w:t>
+      </w:r>
+      <w:r>
+        <w:rPr>
+          <w:rFonts w:hint="eastAsia"/>
+        </w:rPr>
+        <w:t>,</w:t>
+      </w:r>
+      <w:r>
+        <w:t xml:space="preserve"> </w:t>
+      </w:r>
+      <w:r>
+        <w:rPr>
+          <w:rFonts w:hint="eastAsia"/>
+        </w:rPr>
+        <w:t>戴汝为</w:t>
+      </w:r>
+      <w:r>
+        <w:rPr>
+          <w:rFonts w:hint="eastAsia"/>
+        </w:rPr>
+        <w:t>.</w:t>
+      </w:r>
+      <w:r>
+        <w:t xml:space="preserve"> </w:t>
+      </w:r>
+      <w:r>
+        <w:rPr>
+          <w:rFonts w:hint="eastAsia"/>
+        </w:rPr>
+        <w:t>一个科学新领域——开放的复杂巨系统及其方法论</w:t>
+      </w:r>
+      <w:r>
+        <w:rPr>
+          <w:rFonts w:hint="eastAsia"/>
+        </w:rPr>
+        <w:t>[J].</w:t>
+      </w:r>
+      <w:r>
+        <w:t xml:space="preserve"> </w:t>
+      </w:r>
+      <w:r>
+        <w:rPr>
+          <w:rFonts w:hint="eastAsia"/>
+        </w:rPr>
+        <w:t>自然杂志</w:t>
+      </w:r>
+      <w:r>
+        <w:rPr>
+          <w:rFonts w:hint="eastAsia"/>
+        </w:rPr>
+        <w:t>,</w:t>
+      </w:r>
+      <w:r>
+        <w:t xml:space="preserve"> 1990, 13(1): 3-10.)</w:t>
+      </w:r>
+    </w:p>
+    <w:p>
+      <w:pPr>
+        <w:pStyle w:val="Compact"/>
+        <w:numPr>
+          <w:ilvl w:val="0"/>
+          <w:numId w:val="55"/>
+        </w:numPr>
+      </w:pPr>
+      <w:r>
+        <w:rPr>
+          <w:b/>
+          <w:bCs/>
+        </w:rPr>
+        <w:t>Qian, X. (2001)</w:t>
+      </w:r>
+      <w:r>
+        <w:t xml:space="preserve">. </w:t>
+      </w:r>
+      <w:r>
+        <w:rPr>
+          <w:i/>
+          <w:iCs/>
+        </w:rPr>
+        <w:t>Creating Systems Science</w:t>
+      </w:r>
+      <w:r>
+        <w:t xml:space="preserve">. Shanxi Science and Technology Press. </w:t>
+      </w:r>
+      <w:r>
+        <w:rPr>
+          <w:rFonts w:hint="eastAsia"/>
+        </w:rPr>
+        <w:t>(</w:t>
+      </w:r>
+      <w:r>
+        <w:rPr>
+          <w:rFonts w:hint="eastAsia"/>
+        </w:rPr>
+        <w:t>钱学森</w:t>
+      </w:r>
+      <w:r>
+        <w:rPr>
+          <w:rFonts w:hint="eastAsia"/>
+        </w:rPr>
+        <w:t>.</w:t>
+      </w:r>
+      <w:r>
+        <w:t xml:space="preserve"> </w:t>
+      </w:r>
+      <w:r>
+        <w:rPr>
+          <w:rFonts w:hint="eastAsia"/>
+        </w:rPr>
+        <w:t>创建系统学</w:t>
+      </w:r>
+      <w:r>
+        <w:rPr>
+          <w:rFonts w:hint="eastAsia"/>
+        </w:rPr>
+        <w:t>[M].</w:t>
+      </w:r>
+      <w:r>
+        <w:t xml:space="preserve"> </w:t>
+      </w:r>
+      <w:r>
+        <w:rPr>
+          <w:rFonts w:hint="eastAsia"/>
+        </w:rPr>
+        <w:t>太原</w:t>
+      </w:r>
+      <w:r>
+        <w:rPr>
+          <w:rFonts w:hint="eastAsia"/>
+        </w:rPr>
+        <w:t>:</w:t>
+      </w:r>
+      <w:r>
+        <w:t xml:space="preserve"> </w:t>
+      </w:r>
+      <w:r>
+        <w:rPr>
+          <w:rFonts w:hint="eastAsia"/>
+        </w:rPr>
+        <w:t>山西科学技术出版社</w:t>
+      </w:r>
+      <w:r>
+        <w:rPr>
+          <w:rFonts w:hint="eastAsia"/>
+        </w:rPr>
+        <w:t>,</w:t>
+      </w:r>
+      <w:r>
+        <w:t xml:space="preserve"> 2001.)</w:t>
+      </w:r>
+    </w:p>
+    <w:p>
+      <w:pPr>
+        <w:pStyle w:val="Compact"/>
+        <w:numPr>
+          <w:ilvl w:val="0"/>
+          <w:numId w:val="55"/>
+        </w:numPr>
+      </w:pPr>
+      <w:r>
+        <w:rPr>
+          <w:b/>
+          <w:bCs/>
+        </w:rPr>
+        <w:t>Dai, R., &amp; Qian, X. (2007)</w:t>
+      </w:r>
+      <w:r>
+        <w:t xml:space="preserve">. Metasynthetic wisdom and the Second Renaissance. </w:t>
+      </w:r>
+      <w:r>
+        <w:rPr>
+          <w:i/>
+          <w:iCs/>
+        </w:rPr>
+        <w:t>Engineering Science</w:t>
+      </w:r>
+      <w:r>
+        <w:t xml:space="preserve">, 9(10), 1-8. </w:t>
+      </w:r>
+      <w:r>
+        <w:rPr>
+          <w:rFonts w:hint="eastAsia"/>
+        </w:rPr>
+        <w:t>(</w:t>
+      </w:r>
+      <w:r>
+        <w:rPr>
+          <w:rFonts w:hint="eastAsia"/>
+        </w:rPr>
+        <w:t>戴汝为</w:t>
+      </w:r>
+      <w:r>
+        <w:rPr>
+          <w:rFonts w:hint="eastAsia"/>
+        </w:rPr>
+        <w:t>,</w:t>
+      </w:r>
+      <w:r>
+        <w:t xml:space="preserve"> </w:t>
+      </w:r>
+      <w:r>
+        <w:rPr>
+          <w:rFonts w:hint="eastAsia"/>
+        </w:rPr>
+        <w:t>钱学敏</w:t>
+      </w:r>
+      <w:r>
+        <w:rPr>
+          <w:rFonts w:hint="eastAsia"/>
+        </w:rPr>
+        <w:t>.</w:t>
+      </w:r>
+      <w:r>
+        <w:t xml:space="preserve"> </w:t>
+      </w:r>
+      <w:r>
+        <w:rPr>
+          <w:rFonts w:hint="eastAsia"/>
+        </w:rPr>
+        <w:t>大成智慧学与第二次文艺复兴</w:t>
+      </w:r>
+      <w:r>
+        <w:rPr>
+          <w:rFonts w:hint="eastAsia"/>
+        </w:rPr>
+        <w:t>[J].</w:t>
+      </w:r>
+      <w:r>
+        <w:t xml:space="preserve"> </w:t>
+      </w:r>
+      <w:r>
+        <w:rPr>
+          <w:rFonts w:hint="eastAsia"/>
+        </w:rPr>
+        <w:t>中国工程科学</w:t>
+      </w:r>
+      <w:r>
+        <w:rPr>
+          <w:rFonts w:hint="eastAsia"/>
+        </w:rPr>
+        <w:t>,</w:t>
+      </w:r>
+      <w:r>
+        <w:t xml:space="preserve"> 2007, 9(10): 1-8.)</w:t>
+      </w:r>
+    </w:p>
+    <w:p>
+      <w:pPr>
+        <w:pStyle w:val="Compact"/>
+        <w:numPr>
+          <w:ilvl w:val="0"/>
+          <w:numId w:val="55"/>
+        </w:numPr>
+      </w:pPr>
+      <w:r>
+        <w:rPr>
+          <w:b/>
+          <w:bCs/>
+        </w:rPr>
+        <w:t>Guo, L. (2016)</w:t>
+      </w:r>
+      <w:r>
+        <w:t xml:space="preserve">. What is systems science? </w:t>
+      </w:r>
+      <w:r>
+        <w:rPr>
+          <w:i/>
+          <w:iCs/>
+        </w:rPr>
+        <w:t>Journal of Systems Science and Mathematical Sciences</w:t>
+      </w:r>
+      <w:r>
+        <w:t xml:space="preserve">, 36(3), 291-301. </w:t>
+      </w:r>
+      <w:r>
+        <w:rPr>
+          <w:rFonts w:hint="eastAsia"/>
+        </w:rPr>
+        <w:t>(</w:t>
+      </w:r>
+      <w:r>
+        <w:rPr>
+          <w:rFonts w:hint="eastAsia"/>
+        </w:rPr>
+        <w:t>郭雷</w:t>
+      </w:r>
+      <w:r>
+        <w:rPr>
+          <w:rFonts w:hint="eastAsia"/>
+        </w:rPr>
+        <w:t>.</w:t>
+      </w:r>
+      <w:r>
+        <w:t xml:space="preserve"> </w:t>
+      </w:r>
+      <w:r>
+        <w:rPr>
+          <w:rFonts w:hint="eastAsia"/>
+        </w:rPr>
+        <w:t>系统学是什么</w:t>
+      </w:r>
+      <w:r>
+        <w:rPr>
+          <w:rFonts w:hint="eastAsia"/>
+        </w:rPr>
+        <w:t>[J].</w:t>
+      </w:r>
+      <w:r>
+        <w:t xml:space="preserve"> </w:t>
+      </w:r>
+      <w:r>
+        <w:rPr>
+          <w:rFonts w:hint="eastAsia"/>
+        </w:rPr>
+        <w:t>系统科学与数学</w:t>
+      </w:r>
+      <w:r>
+        <w:rPr>
+          <w:rFonts w:hint="eastAsia"/>
+        </w:rPr>
+        <w:t>,</w:t>
+      </w:r>
+      <w:r>
+        <w:t xml:space="preserve"> 2016, 36(3): 291-301.)</w:t>
+      </w:r>
+    </w:p>
+    <w:p>
+      <w:pPr>
+        <w:pStyle w:val="Compact"/>
+        <w:numPr>
+          <w:ilvl w:val="0"/>
+          <w:numId w:val="55"/>
+        </w:numPr>
+      </w:pPr>
+      <w:r>
+        <w:rPr>
+          <w:b/>
+          <w:bCs/>
+        </w:rPr>
+        <w:lastRenderedPageBreak/>
+        <w:t>Guo, L. (2020)</w:t>
+      </w:r>
+      <w:r>
+        <w:t xml:space="preserve">. On the basic characteristics and future development of systems science. </w:t>
+      </w:r>
+      <w:r>
+        <w:rPr>
+          <w:i/>
+          <w:iCs/>
+        </w:rPr>
+        <w:t>Bulletin of Chinese Academy of Sciences</w:t>
+      </w:r>
+      <w:r>
+        <w:t xml:space="preserve">, 35(12), 1475-1481. </w:t>
+      </w:r>
+      <w:r>
+        <w:rPr>
+          <w:rFonts w:hint="eastAsia"/>
+        </w:rPr>
+        <w:t>(</w:t>
+      </w:r>
+      <w:r>
+        <w:rPr>
+          <w:rFonts w:hint="eastAsia"/>
+        </w:rPr>
+        <w:t>郭雷</w:t>
+      </w:r>
+      <w:r>
+        <w:rPr>
+          <w:rFonts w:hint="eastAsia"/>
+        </w:rPr>
+        <w:t>.</w:t>
+      </w:r>
+      <w:r>
+        <w:t xml:space="preserve"> </w:t>
+      </w:r>
+      <w:r>
+        <w:rPr>
+          <w:rFonts w:hint="eastAsia"/>
+        </w:rPr>
+        <w:t>论系统科学的基本特征与未来发展</w:t>
+      </w:r>
+      <w:r>
+        <w:rPr>
+          <w:rFonts w:hint="eastAsia"/>
+        </w:rPr>
+        <w:t>[J].</w:t>
+      </w:r>
+      <w:r>
+        <w:t xml:space="preserve"> </w:t>
+      </w:r>
+      <w:r>
+        <w:rPr>
+          <w:rFonts w:hint="eastAsia"/>
+        </w:rPr>
+        <w:t>中国科学院院刊</w:t>
+      </w:r>
+      <w:r>
+        <w:rPr>
+          <w:rFonts w:hint="eastAsia"/>
+        </w:rPr>
+        <w:t>,</w:t>
+      </w:r>
+      <w:r>
+        <w:t xml:space="preserve"> 2020, 35(12): 1475-1481.)</w:t>
+      </w:r>
+    </w:p>
+    <w:p>
+      <w:pPr>
+        <w:pStyle w:val="Compact"/>
+        <w:numPr>
+          <w:ilvl w:val="0"/>
+          <w:numId w:val="55"/>
+        </w:numPr>
+      </w:pPr>
+      <w:r>
+        <w:rPr>
+          <w:b/>
+          <w:bCs/>
+        </w:rPr>
+        <w:t>Cao, L. (2014)</w:t>
+      </w:r>
+      <w:r>
+        <w:t xml:space="preserve">. Non-IID learning: Cases, taxonomy and trends. </w:t>
+      </w:r>
+      <w:r>
+        <w:rPr>
+          <w:i/>
+          <w:iCs/>
+        </w:rPr>
+        <w:t>IEEE Transactions on Knowledge and Data Engineering</w:t>
+      </w:r>
+      <w:r>
+        <w:t>, 26(11), 2783-2801.</w:t>
+      </w:r>
+    </w:p>
+    <w:p>
+      <w:pPr>
+        <w:pStyle w:val="Compact"/>
+        <w:numPr>
+          <w:ilvl w:val="0"/>
+          <w:numId w:val="55"/>
+        </w:numPr>
+      </w:pPr>
+      <w:r>
+        <w:rPr>
+          <w:b/>
+          <w:bCs/>
+        </w:rPr>
+        <w:t>Wu, X. (1990)</w:t>
+      </w:r>
+      <w:r>
+        <w:t xml:space="preserve">. </w:t>
+      </w:r>
+      <w:r>
+        <w:rPr>
+          <w:i/>
+          <w:iCs/>
+        </w:rPr>
+        <w:t>Looking at the World from Pansystems</w:t>
+      </w:r>
+      <w:r>
+        <w:t xml:space="preserve">. Beijing: Renmin University of China Press. </w:t>
+      </w:r>
+      <w:r>
+        <w:rPr>
+          <w:rFonts w:hint="eastAsia"/>
+        </w:rPr>
+        <w:t>(</w:t>
+      </w:r>
+      <w:r>
+        <w:rPr>
+          <w:rFonts w:hint="eastAsia"/>
+        </w:rPr>
+        <w:t>吴学谋</w:t>
+      </w:r>
+      <w:r>
+        <w:rPr>
+          <w:rFonts w:hint="eastAsia"/>
+        </w:rPr>
+        <w:t>.</w:t>
+      </w:r>
+      <w:r>
+        <w:t xml:space="preserve"> </w:t>
+      </w:r>
+      <w:r>
+        <w:rPr>
+          <w:rFonts w:hint="eastAsia"/>
+        </w:rPr>
+        <w:t>从泛系看世界</w:t>
+      </w:r>
+      <w:r>
+        <w:rPr>
+          <w:rFonts w:hint="eastAsia"/>
+        </w:rPr>
+        <w:t>[M].</w:t>
+      </w:r>
+      <w:r>
+        <w:t xml:space="preserve"> </w:t>
+      </w:r>
+      <w:r>
+        <w:rPr>
+          <w:rFonts w:hint="eastAsia"/>
+        </w:rPr>
+        <w:t>北京</w:t>
+      </w:r>
+      <w:r>
+        <w:rPr>
+          <w:rFonts w:hint="eastAsia"/>
+        </w:rPr>
+        <w:t>:</w:t>
+      </w:r>
+      <w:r>
+        <w:t xml:space="preserve"> </w:t>
+      </w:r>
+      <w:r>
+        <w:rPr>
+          <w:rFonts w:hint="eastAsia"/>
+        </w:rPr>
+        <w:t>中国人民大学出版社</w:t>
+      </w:r>
+      <w:r>
+        <w:rPr>
+          <w:rFonts w:hint="eastAsia"/>
+        </w:rPr>
+        <w:t>,</w:t>
+      </w:r>
+      <w:r>
+        <w:t xml:space="preserve"> 1990.)</w:t>
+      </w:r>
+    </w:p>
+    <w:p>
+      <w:pPr>
+        <w:pStyle w:val="Compact"/>
+        <w:numPr>
+          <w:ilvl w:val="0"/>
+          <w:numId w:val="55"/>
+        </w:numPr>
+      </w:pPr>
+      <w:r>
+        <w:rPr>
+          <w:b/>
+          <w:bCs/>
+        </w:rPr>
+        <w:t>Ashby, W. R. (1956)</w:t>
+      </w:r>
+      <w:r>
+        <w:t xml:space="preserve">. </w:t>
+      </w:r>
+      <w:r>
+        <w:rPr>
+          <w:i/>
+          <w:iCs/>
+        </w:rPr>
+        <w:t>An Introduction to Cybernetics</w:t>
+      </w:r>
+      <w:r>
+        <w:t>. London: Chapman &amp; Hall.</w:t>
+      </w:r>
+    </w:p>
+    <w:p>
+      <w:pPr>
+        <w:pStyle w:val="Compact"/>
+        <w:numPr>
+          <w:ilvl w:val="0"/>
+          <w:numId w:val="55"/>
+        </w:numPr>
+      </w:pPr>
+      <w:r>
+        <w:rPr>
+          <w:b/>
+          <w:bCs/>
+        </w:rPr>
+        <w:t>Wiener, N. (1948)</w:t>
+      </w:r>
+      <w:r>
+        <w:t xml:space="preserve">. </w:t>
+      </w:r>
+      <w:r>
+        <w:rPr>
+          <w:i/>
+          <w:iCs/>
+        </w:rPr>
+        <w:t>Cybernetics: Or Control and Communication in the Animal and the Machine</w:t>
+      </w:r>
+      <w:r>
+        <w:t>. Cambridge, MA: Technology Press.</w:t>
+      </w:r>
+    </w:p>
+    <w:p>
+      <w:pPr>
+        <w:pStyle w:val="Compact"/>
+        <w:numPr>
+          <w:ilvl w:val="0"/>
+          <w:numId w:val="55"/>
+        </w:numPr>
+      </w:pPr>
+      <w:r>
+        <w:rPr>
+          <w:b/>
+          <w:bCs/>
+        </w:rPr>
+        <w:t>Shannon, C. E. (1948)</w:t>
+      </w:r>
+      <w:r>
+        <w:t xml:space="preserve">. A mathematical theory of communication. </w:t>
+      </w:r>
+      <w:r>
+        <w:rPr>
+          <w:i/>
+          <w:iCs/>
+        </w:rPr>
+        <w:t>Bell System Technical Journal</w:t>
+      </w:r>
+      <w:r>
+        <w:t>, 27(3), 379-423.</w:t>
+      </w:r>
+    </w:p>
+    <w:p>
+      <w:pPr>
+        <w:pStyle w:val="Compact"/>
+        <w:numPr>
+          <w:ilvl w:val="0"/>
+          <w:numId w:val="55"/>
+        </w:numPr>
+      </w:pPr>
+      <w:r>
+        <w:rPr>
+          <w:b/>
+          <w:bCs/>
+        </w:rPr>
+        <w:t>Prigogine, I., &amp; Stengers, I. (1984)</w:t>
+      </w:r>
+      <w:r>
+        <w:t xml:space="preserve">. </w:t>
+      </w:r>
+      <w:r>
+        <w:rPr>
+          <w:i/>
+          <w:iCs/>
+        </w:rPr>
+        <w:t>Order Out of Chaos: Man’s New Dialogue with Nature</w:t>
+      </w:r>
+      <w:r>
+        <w:t>. New York: Bantam Books.</w:t>
+      </w:r>
+    </w:p>
+    <w:p>
+      <w:pPr>
+        <w:pStyle w:val="Compact"/>
+        <w:numPr>
+          <w:ilvl w:val="0"/>
+          <w:numId w:val="55"/>
+        </w:numPr>
+      </w:pPr>
+      <w:r>
+        <w:rPr>
+          <w:b/>
+          <w:bCs/>
+        </w:rPr>
+        <w:t>Schrödinger, E. (1944)</w:t>
+      </w:r>
+      <w:r>
+        <w:t xml:space="preserve">. </w:t>
+      </w:r>
+      <w:r>
+        <w:rPr>
+          <w:i/>
+          <w:iCs/>
+        </w:rPr>
+        <w:t>What is Life? The Physical Aspect of the Living Cell</w:t>
+      </w:r>
+      <w:r>
+        <w:t>. Cambridge: Cambridge University Press.</w:t>
+      </w:r>
+    </w:p>
+    <w:p>
+      <w:pPr>
+        <w:pStyle w:val="Compact"/>
+        <w:numPr>
+          <w:ilvl w:val="0"/>
+          <w:numId w:val="55"/>
+        </w:numPr>
+      </w:pPr>
+      <w:r>
+        <w:rPr>
+          <w:b/>
+          <w:bCs/>
+        </w:rPr>
+        <w:t>Gödel, K. (1931)</w:t>
+      </w:r>
+      <w:r>
+        <w:t xml:space="preserve">. Über formal unentscheidbare Sätze der Principia Mathematica und verwandter Systeme I. </w:t>
+      </w:r>
+      <w:r>
+        <w:rPr>
+          <w:i/>
+          <w:iCs/>
+        </w:rPr>
+        <w:t>Monatshefte für Mathematik und Physik</w:t>
+      </w:r>
+      <w:r>
+        <w:t>, 38(1), 173-198.</w:t>
+      </w:r>
+    </w:p>
+    <w:p>
+      <w:pPr>
+        <w:pStyle w:val="Compact"/>
+        <w:numPr>
+          <w:ilvl w:val="0"/>
+          <w:numId w:val="55"/>
+        </w:numPr>
+      </w:pPr>
+      <w:r>
+        <w:rPr>
+          <w:b/>
+          <w:bCs/>
+        </w:rPr>
+        <w:t>Turing, A. M. (1936)</w:t>
+      </w:r>
+      <w:r>
+        <w:t xml:space="preserve">. On computable numbers, with an application to the Entscheidungsproblem. </w:t>
+      </w:r>
+      <w:r>
+        <w:rPr>
+          <w:i/>
+          <w:iCs/>
+        </w:rPr>
+        <w:t>Proceedings of the London Mathematical Society</w:t>
+      </w:r>
+      <w:r>
+        <w:t>, Series 2, 42(1), 230-265.</w:t>
+      </w:r>
+    </w:p>
+    <w:p>
+      <w:pPr>
+        <w:pStyle w:val="Compact"/>
+        <w:numPr>
+          <w:ilvl w:val="0"/>
+          <w:numId w:val="55"/>
+        </w:numPr>
+      </w:pPr>
+      <w:r>
+        <w:rPr>
+          <w:b/>
+          <w:bCs/>
+        </w:rPr>
+        <w:t>Spencer-Brown, G. (1969)</w:t>
+      </w:r>
+      <w:r>
+        <w:t xml:space="preserve">. </w:t>
+      </w:r>
+      <w:r>
+        <w:rPr>
+          <w:i/>
+          <w:iCs/>
+        </w:rPr>
+        <w:t>Laws of Form</w:t>
+      </w:r>
+      <w:r>
+        <w:t>. London: Allen &amp; Unwin.</w:t>
+      </w:r>
+    </w:p>
+    <w:p>
+      <w:pPr>
+        <w:pStyle w:val="Compact"/>
+        <w:numPr>
+          <w:ilvl w:val="0"/>
+          <w:numId w:val="55"/>
+        </w:numPr>
+      </w:pPr>
+      <w:r>
+        <w:rPr>
+          <w:b/>
+          <w:bCs/>
+        </w:rPr>
+        <w:t>Popper, K. R. (1959)</w:t>
+      </w:r>
+      <w:r>
+        <w:t xml:space="preserve">. </w:t>
+      </w:r>
+      <w:r>
+        <w:rPr>
+          <w:i/>
+          <w:iCs/>
+        </w:rPr>
+        <w:t>The Logic of Scientific Discovery</w:t>
+      </w:r>
+      <w:r>
+        <w:t>. London: Hutchinson.</w:t>
+      </w:r>
+    </w:p>
+    <w:p>
+      <w:pPr>
+        <w:pStyle w:val="Compact"/>
+        <w:numPr>
+          <w:ilvl w:val="0"/>
+          <w:numId w:val="55"/>
+        </w:numPr>
+      </w:pPr>
+      <w:r>
+        <w:rPr>
+          <w:b/>
+          <w:bCs/>
+        </w:rPr>
+        <w:t>Wheeler, J. A. (1990)</w:t>
+      </w:r>
+      <w:r>
+        <w:t xml:space="preserve">. Information, physics, quantum: The search for links. In </w:t>
+      </w:r>
+      <w:r>
+        <w:rPr>
+          <w:i/>
+          <w:iCs/>
+        </w:rPr>
+        <w:t>Complexity, Entropy, and the Physics of Information</w:t>
+      </w:r>
+      <w:r>
+        <w:t xml:space="preserve"> (pp. 3-28). Redwood City: Addison-Wesley.</w:t>
+      </w:r>
+    </w:p>
+    <w:p>
+      <w:pPr>
+        <w:pStyle w:val="Compact"/>
+        <w:numPr>
+          <w:ilvl w:val="0"/>
+          <w:numId w:val="55"/>
+        </w:numPr>
+      </w:pPr>
+      <w:r>
+        <w:rPr>
+          <w:b/>
+          <w:bCs/>
+        </w:rPr>
+        <w:t>Goodhart, C. A. E. (1984)</w:t>
+      </w:r>
+      <w:r>
+        <w:t xml:space="preserve">. </w:t>
+      </w:r>
+      <w:r>
+        <w:rPr>
+          <w:i/>
+          <w:iCs/>
+        </w:rPr>
+        <w:t>Monetary Theory and Practice: The UK Experience</w:t>
+      </w:r>
+      <w:r>
+        <w:t>. London: Macmillan.</w:t>
+      </w:r>
+    </w:p>
+    <w:p>
+      <w:pPr>
+        <w:pStyle w:val="Compact"/>
+        <w:numPr>
+          <w:ilvl w:val="0"/>
+          <w:numId w:val="55"/>
+        </w:numPr>
+      </w:pPr>
+      <w:r>
+        <w:rPr>
+          <w:b/>
+          <w:bCs/>
+        </w:rPr>
+        <w:t>Kalman, R. E. (1960)</w:t>
+      </w:r>
+      <w:r>
+        <w:t xml:space="preserve">. On the general theory of control systems. </w:t>
+      </w:r>
+      <w:r>
+        <w:rPr>
+          <w:i/>
+          <w:iCs/>
+        </w:rPr>
+        <w:t>Proceedings of the 1st IFAC Congress</w:t>
+      </w:r>
+      <w:r>
+        <w:t>, Moscow, 1(1), 481-492.</w:t>
+      </w:r>
+    </w:p>
+    <w:p>
+      <w:pPr>
+        <w:pStyle w:val="Compact"/>
+        <w:numPr>
+          <w:ilvl w:val="0"/>
+          <w:numId w:val="55"/>
+        </w:numPr>
+      </w:pPr>
+      <w:r>
+        <w:rPr>
+          <w:b/>
+          <w:bCs/>
+        </w:rPr>
+        <w:t>Wolfram, S. (2002)</w:t>
+      </w:r>
+      <w:r>
+        <w:t xml:space="preserve">. </w:t>
+      </w:r>
+      <w:r>
+        <w:rPr>
+          <w:i/>
+          <w:iCs/>
+        </w:rPr>
+        <w:t>A New Kind of Science</w:t>
+      </w:r>
+      <w:r>
+        <w:t>. Champaign, IL: Wolfram Media.</w:t>
+      </w:r>
+    </w:p>
+    <w:bookmarkEnd w:id="112"/>
+    <w:bookmarkEnd w:id="101"/>
     <w:sectPr>
       <w:headerReference w:type="even" r:id="rId7"/>
       <w:headerReference w:type="default" r:id="rId8"/>
@@ -26927,7 +27734,7 @@
   <w:abstractNum w:abstractNumId="0" w15:restartNumberingAfterBreak="0">
     <w:nsid w:val="0000A990"/>
     <w:multiLevelType w:val="multilevel"/>
-    <w:tmpl w:val="28E2EFE8"/>
+    <w:tmpl w:val="63A8A590"/>
     <w:lvl w:ilvl="0">
       <w:numFmt w:val="bullet"/>
       <w:lvlText w:val=" "/>
@@ -27004,7 +27811,7 @@
   <w:abstractNum w:abstractNumId="1" w15:restartNumberingAfterBreak="0">
     <w:nsid w:val="0000A991"/>
     <w:multiLevelType w:val="multilevel"/>
-    <w:tmpl w:val="65DC284E"/>
+    <w:tmpl w:val="B4FC9B9E"/>
     <w:lvl w:ilvl="0">
       <w:numFmt w:val="bullet"/>
       <w:lvlText w:val=""/>
@@ -27108,7 +27915,7 @@
   <w:abstractNum w:abstractNumId="2" w15:restartNumberingAfterBreak="0">
     <w:nsid w:val="00A99411"/>
     <w:multiLevelType w:val="multilevel"/>
-    <w:tmpl w:val="61822B74"/>
+    <w:tmpl w:val="B7082554"/>
     <w:lvl w:ilvl="0">
       <w:start w:val="1"/>
       <w:numFmt w:val="decimal"/>
@@ -27191,182 +27998,10 @@
       </w:pPr>
     </w:lvl>
   </w:abstractNum>
-  <w:abstractNum w:abstractNumId="3" w15:restartNumberingAfterBreak="0">
-    <w:nsid w:val="00A99414"/>
-    <w:multiLevelType w:val="multilevel"/>
-    <w:tmpl w:val="CCD6E76E"/>
-    <w:lvl w:ilvl="0">
-      <w:start w:val="4"/>
-      <w:numFmt w:val="decimal"/>
-      <w:lvlText w:val="%1."/>
-      <w:lvlJc w:val="left"/>
-      <w:pPr>
-        <w:ind w:left="720" w:hanging="360"/>
-      </w:pPr>
-    </w:lvl>
-    <w:lvl w:ilvl="1">
-      <w:start w:val="4"/>
-      <w:numFmt w:val="decimal"/>
-      <w:lvlText w:val="%2."/>
-      <w:lvlJc w:val="left"/>
-      <w:pPr>
-        <w:ind w:left="1440" w:hanging="360"/>
-      </w:pPr>
-    </w:lvl>
-    <w:lvl w:ilvl="2">
-      <w:start w:val="4"/>
-      <w:numFmt w:val="decimal"/>
-      <w:lvlText w:val="%3."/>
-      <w:lvlJc w:val="left"/>
-      <w:pPr>
-        <w:ind w:left="2160" w:hanging="360"/>
-      </w:pPr>
-    </w:lvl>
-    <w:lvl w:ilvl="3">
-      <w:start w:val="4"/>
-      <w:numFmt w:val="decimal"/>
-      <w:lvlText w:val="%4."/>
-      <w:lvlJc w:val="left"/>
-      <w:pPr>
-        <w:ind w:left="2880" w:hanging="360"/>
-      </w:pPr>
-    </w:lvl>
-    <w:lvl w:ilvl="4">
-      <w:start w:val="4"/>
-      <w:numFmt w:val="decimal"/>
-      <w:lvlText w:val="%5."/>
-      <w:lvlJc w:val="left"/>
-      <w:pPr>
-        <w:ind w:left="3600" w:hanging="360"/>
-      </w:pPr>
-    </w:lvl>
-    <w:lvl w:ilvl="5">
-      <w:start w:val="4"/>
-      <w:numFmt w:val="decimal"/>
-      <w:lvlText w:val="%6."/>
-      <w:lvlJc w:val="left"/>
-      <w:pPr>
-        <w:ind w:left="4320" w:hanging="360"/>
-      </w:pPr>
-    </w:lvl>
-    <w:lvl w:ilvl="6">
-      <w:start w:val="4"/>
-      <w:numFmt w:val="decimal"/>
-      <w:lvlText w:val="%7."/>
-      <w:lvlJc w:val="left"/>
-      <w:pPr>
-        <w:ind w:left="5040" w:hanging="360"/>
-      </w:pPr>
-    </w:lvl>
-    <w:lvl w:ilvl="7">
-      <w:start w:val="4"/>
-      <w:numFmt w:val="decimal"/>
-      <w:lvlText w:val="%8."/>
-      <w:lvlJc w:val="left"/>
-      <w:pPr>
-        <w:ind w:left="5760" w:hanging="360"/>
-      </w:pPr>
-    </w:lvl>
-    <w:lvl w:ilvl="8">
-      <w:start w:val="4"/>
-      <w:numFmt w:val="decimal"/>
-      <w:lvlText w:val="%9."/>
-      <w:lvlJc w:val="left"/>
-      <w:pPr>
-        <w:ind w:left="6480" w:hanging="360"/>
-      </w:pPr>
-    </w:lvl>
-  </w:abstractNum>
-  <w:abstractNum w:abstractNumId="4" w15:restartNumberingAfterBreak="0">
-    <w:nsid w:val="00A99415"/>
-    <w:multiLevelType w:val="multilevel"/>
-    <w:tmpl w:val="7BA8564C"/>
-    <w:lvl w:ilvl="0">
-      <w:start w:val="5"/>
-      <w:numFmt w:val="decimal"/>
-      <w:lvlText w:val="%1."/>
-      <w:lvlJc w:val="left"/>
-      <w:pPr>
-        <w:ind w:left="720" w:hanging="360"/>
-      </w:pPr>
-    </w:lvl>
-    <w:lvl w:ilvl="1">
-      <w:start w:val="5"/>
-      <w:numFmt w:val="decimal"/>
-      <w:lvlText w:val="%2."/>
-      <w:lvlJc w:val="left"/>
-      <w:pPr>
-        <w:ind w:left="1440" w:hanging="360"/>
-      </w:pPr>
-    </w:lvl>
-    <w:lvl w:ilvl="2">
-      <w:start w:val="5"/>
-      <w:numFmt w:val="decimal"/>
-      <w:lvlText w:val="%3."/>
-      <w:lvlJc w:val="left"/>
-      <w:pPr>
-        <w:ind w:left="2160" w:hanging="360"/>
-      </w:pPr>
-    </w:lvl>
-    <w:lvl w:ilvl="3">
-      <w:start w:val="5"/>
-      <w:numFmt w:val="decimal"/>
-      <w:lvlText w:val="%4."/>
-      <w:lvlJc w:val="left"/>
-      <w:pPr>
-        <w:ind w:left="2880" w:hanging="360"/>
-      </w:pPr>
-    </w:lvl>
-    <w:lvl w:ilvl="4">
-      <w:start w:val="5"/>
-      <w:numFmt w:val="decimal"/>
-      <w:lvlText w:val="%5."/>
-      <w:lvlJc w:val="left"/>
-      <w:pPr>
-        <w:ind w:left="3600" w:hanging="360"/>
-      </w:pPr>
-    </w:lvl>
-    <w:lvl w:ilvl="5">
-      <w:start w:val="5"/>
-      <w:numFmt w:val="decimal"/>
-      <w:lvlText w:val="%6."/>
-      <w:lvlJc w:val="left"/>
-      <w:pPr>
-        <w:ind w:left="4320" w:hanging="360"/>
-      </w:pPr>
-    </w:lvl>
-    <w:lvl w:ilvl="6">
-      <w:start w:val="5"/>
-      <w:numFmt w:val="decimal"/>
-      <w:lvlText w:val="%7."/>
-      <w:lvlJc w:val="left"/>
-      <w:pPr>
-        <w:ind w:left="5040" w:hanging="360"/>
-      </w:pPr>
-    </w:lvl>
-    <w:lvl w:ilvl="7">
-      <w:start w:val="5"/>
-      <w:numFmt w:val="decimal"/>
-      <w:lvlText w:val="%8."/>
-      <w:lvlJc w:val="left"/>
-      <w:pPr>
-        <w:ind w:left="5760" w:hanging="360"/>
-      </w:pPr>
-    </w:lvl>
-    <w:lvl w:ilvl="8">
-      <w:start w:val="5"/>
-      <w:numFmt w:val="decimal"/>
-      <w:lvlText w:val="%9."/>
-      <w:lvlJc w:val="left"/>
-      <w:pPr>
-        <w:ind w:left="6480" w:hanging="360"/>
-      </w:pPr>
-    </w:lvl>
-  </w:abstractNum>
-  <w:num w:numId="1" w16cid:durableId="992562312">
+  <w:num w:numId="1" w16cid:durableId="1296915222">
     <w:abstractNumId w:val="0"/>
   </w:num>
-  <w:num w:numId="2" w16cid:durableId="2044355196">
+  <w:num w:numId="2" w16cid:durableId="1618288803">
     <w:abstractNumId w:val="2"/>
     <w:lvlOverride w:ilvl="0">
       <w:startOverride w:val="1"/>
@@ -27396,19 +28031,19 @@
       <w:startOverride w:val="1"/>
     </w:lvlOverride>
   </w:num>
-  <w:num w:numId="3" w16cid:durableId="1118455422">
+  <w:num w:numId="3" w16cid:durableId="1897161501">
     <w:abstractNumId w:val="1"/>
   </w:num>
-  <w:num w:numId="4" w16cid:durableId="1803233569">
+  <w:num w:numId="4" w16cid:durableId="1641299524">
     <w:abstractNumId w:val="1"/>
   </w:num>
-  <w:num w:numId="5" w16cid:durableId="952400589">
+  <w:num w:numId="5" w16cid:durableId="605773976">
     <w:abstractNumId w:val="1"/>
   </w:num>
-  <w:num w:numId="6" w16cid:durableId="251007942">
+  <w:num w:numId="6" w16cid:durableId="468549544">
     <w:abstractNumId w:val="1"/>
   </w:num>
-  <w:num w:numId="7" w16cid:durableId="760487246">
+  <w:num w:numId="7" w16cid:durableId="1238901482">
     <w:abstractNumId w:val="2"/>
     <w:lvlOverride w:ilvl="0">
       <w:startOverride w:val="1"/>
@@ -27438,73 +28073,10 @@
       <w:startOverride w:val="1"/>
     </w:lvlOverride>
   </w:num>
-  <w:num w:numId="8" w16cid:durableId="612632274">
+  <w:num w:numId="8" w16cid:durableId="1156259500">
     <w:abstractNumId w:val="1"/>
   </w:num>
-  <w:num w:numId="9" w16cid:durableId="629438493">
-    <w:abstractNumId w:val="3"/>
-    <w:lvlOverride w:ilvl="0">
-      <w:startOverride w:val="4"/>
-    </w:lvlOverride>
-    <w:lvlOverride w:ilvl="1">
-      <w:startOverride w:val="4"/>
-    </w:lvlOverride>
-    <w:lvlOverride w:ilvl="2">
-      <w:startOverride w:val="4"/>
-    </w:lvlOverride>
-    <w:lvlOverride w:ilvl="3">
-      <w:startOverride w:val="4"/>
-    </w:lvlOverride>
-    <w:lvlOverride w:ilvl="4">
-      <w:startOverride w:val="4"/>
-    </w:lvlOverride>
-    <w:lvlOverride w:ilvl="5">
-      <w:startOverride w:val="4"/>
-    </w:lvlOverride>
-    <w:lvlOverride w:ilvl="6">
-      <w:startOverride w:val="4"/>
-    </w:lvlOverride>
-    <w:lvlOverride w:ilvl="7">
-      <w:startOverride w:val="4"/>
-    </w:lvlOverride>
-    <w:lvlOverride w:ilvl="8">
-      <w:startOverride w:val="4"/>
-    </w:lvlOverride>
-  </w:num>
-  <w:num w:numId="10" w16cid:durableId="1467308823">
-    <w:abstractNumId w:val="1"/>
-  </w:num>
-  <w:num w:numId="11" w16cid:durableId="1858084112">
-    <w:abstractNumId w:val="4"/>
-    <w:lvlOverride w:ilvl="0">
-      <w:startOverride w:val="5"/>
-    </w:lvlOverride>
-    <w:lvlOverride w:ilvl="1">
-      <w:startOverride w:val="5"/>
-    </w:lvlOverride>
-    <w:lvlOverride w:ilvl="2">
-      <w:startOverride w:val="5"/>
-    </w:lvlOverride>
-    <w:lvlOverride w:ilvl="3">
-      <w:startOverride w:val="5"/>
-    </w:lvlOverride>
-    <w:lvlOverride w:ilvl="4">
-      <w:startOverride w:val="5"/>
-    </w:lvlOverride>
-    <w:lvlOverride w:ilvl="5">
-      <w:startOverride w:val="5"/>
-    </w:lvlOverride>
-    <w:lvlOverride w:ilvl="6">
-      <w:startOverride w:val="5"/>
-    </w:lvlOverride>
-    <w:lvlOverride w:ilvl="7">
-      <w:startOverride w:val="5"/>
-    </w:lvlOverride>
-    <w:lvlOverride w:ilvl="8">
-      <w:startOverride w:val="5"/>
-    </w:lvlOverride>
-  </w:num>
-  <w:num w:numId="12" w16cid:durableId="616833854">
+  <w:num w:numId="9" w16cid:durableId="1244948402">
     <w:abstractNumId w:val="2"/>
     <w:lvlOverride w:ilvl="0">
       <w:startOverride w:val="1"/>
@@ -27534,13 +28106,10 @@
       <w:startOverride w:val="1"/>
     </w:lvlOverride>
   </w:num>
-  <w:num w:numId="13" w16cid:durableId="1615095915">
+  <w:num w:numId="10" w16cid:durableId="673461833">
     <w:abstractNumId w:val="1"/>
   </w:num>
-  <w:num w:numId="14" w16cid:durableId="1221020358">
-    <w:abstractNumId w:val="1"/>
-  </w:num>
-  <w:num w:numId="15" w16cid:durableId="1602302921">
+  <w:num w:numId="11" w16cid:durableId="985165272">
     <w:abstractNumId w:val="2"/>
     <w:lvlOverride w:ilvl="0">
       <w:startOverride w:val="1"/>
@@ -27570,7 +28139,7 @@
       <w:startOverride w:val="1"/>
     </w:lvlOverride>
   </w:num>
-  <w:num w:numId="16" w16cid:durableId="630209729">
+  <w:num w:numId="12" w16cid:durableId="875199965">
     <w:abstractNumId w:val="2"/>
     <w:lvlOverride w:ilvl="0">
       <w:startOverride w:val="1"/>
@@ -27600,10 +28169,13 @@
       <w:startOverride w:val="1"/>
     </w:lvlOverride>
   </w:num>
-  <w:num w:numId="17" w16cid:durableId="1467697313">
+  <w:num w:numId="13" w16cid:durableId="1533953527">
     <w:abstractNumId w:val="1"/>
   </w:num>
-  <w:num w:numId="18" w16cid:durableId="332536044">
+  <w:num w:numId="14" w16cid:durableId="301008247">
+    <w:abstractNumId w:val="1"/>
+  </w:num>
+  <w:num w:numId="15" w16cid:durableId="680788678">
     <w:abstractNumId w:val="2"/>
     <w:lvlOverride w:ilvl="0">
       <w:startOverride w:val="1"/>
@@ -27633,7 +28205,7 @@
       <w:startOverride w:val="1"/>
     </w:lvlOverride>
   </w:num>
-  <w:num w:numId="19" w16cid:durableId="933174818">
+  <w:num w:numId="16" w16cid:durableId="1337029171">
     <w:abstractNumId w:val="2"/>
     <w:lvlOverride w:ilvl="0">
       <w:startOverride w:val="1"/>
@@ -27663,7 +28235,10 @@
       <w:startOverride w:val="1"/>
     </w:lvlOverride>
   </w:num>
-  <w:num w:numId="20" w16cid:durableId="1857233379">
+  <w:num w:numId="17" w16cid:durableId="877083959">
+    <w:abstractNumId w:val="1"/>
+  </w:num>
+  <w:num w:numId="18" w16cid:durableId="779564362">
     <w:abstractNumId w:val="2"/>
     <w:lvlOverride w:ilvl="0">
       <w:startOverride w:val="1"/>
@@ -27693,7 +28268,7 @@
       <w:startOverride w:val="1"/>
     </w:lvlOverride>
   </w:num>
-  <w:num w:numId="21" w16cid:durableId="1323003685">
+  <w:num w:numId="19" w16cid:durableId="1845825448">
     <w:abstractNumId w:val="2"/>
     <w:lvlOverride w:ilvl="0">
       <w:startOverride w:val="1"/>
@@ -27723,7 +28298,7 @@
       <w:startOverride w:val="1"/>
     </w:lvlOverride>
   </w:num>
-  <w:num w:numId="22" w16cid:durableId="1087194932">
+  <w:num w:numId="20" w16cid:durableId="638876064">
     <w:abstractNumId w:val="2"/>
     <w:lvlOverride w:ilvl="0">
       <w:startOverride w:val="1"/>
@@ -27753,13 +28328,7 @@
       <w:startOverride w:val="1"/>
     </w:lvlOverride>
   </w:num>
-  <w:num w:numId="23" w16cid:durableId="1795901563">
-    <w:abstractNumId w:val="1"/>
-  </w:num>
-  <w:num w:numId="24" w16cid:durableId="905333637">
-    <w:abstractNumId w:val="1"/>
-  </w:num>
-  <w:num w:numId="25" w16cid:durableId="965887012">
+  <w:num w:numId="21" w16cid:durableId="604843249">
     <w:abstractNumId w:val="2"/>
     <w:lvlOverride w:ilvl="0">
       <w:startOverride w:val="1"/>
@@ -27789,7 +28358,7 @@
       <w:startOverride w:val="1"/>
     </w:lvlOverride>
   </w:num>
-  <w:num w:numId="26" w16cid:durableId="912399359">
+  <w:num w:numId="22" w16cid:durableId="1434011280">
     <w:abstractNumId w:val="2"/>
     <w:lvlOverride w:ilvl="0">
       <w:startOverride w:val="1"/>
@@ -27819,16 +28388,13 @@
       <w:startOverride w:val="1"/>
     </w:lvlOverride>
   </w:num>
-  <w:num w:numId="27" w16cid:durableId="1719015318">
+  <w:num w:numId="23" w16cid:durableId="411201060">
     <w:abstractNumId w:val="1"/>
   </w:num>
-  <w:num w:numId="28" w16cid:durableId="653796630">
+  <w:num w:numId="24" w16cid:durableId="1112700071">
     <w:abstractNumId w:val="1"/>
   </w:num>
-  <w:num w:numId="29" w16cid:durableId="485051088">
-    <w:abstractNumId w:val="1"/>
-  </w:num>
-  <w:num w:numId="30" w16cid:durableId="636298393">
+  <w:num w:numId="25" w16cid:durableId="1959675946">
     <w:abstractNumId w:val="2"/>
     <w:lvlOverride w:ilvl="0">
       <w:startOverride w:val="1"/>
@@ -27858,19 +28424,7 @@
       <w:startOverride w:val="1"/>
     </w:lvlOverride>
   </w:num>
-  <w:num w:numId="31" w16cid:durableId="935213299">
-    <w:abstractNumId w:val="1"/>
-  </w:num>
-  <w:num w:numId="32" w16cid:durableId="729769624">
-    <w:abstractNumId w:val="1"/>
-  </w:num>
-  <w:num w:numId="33" w16cid:durableId="1105886892">
-    <w:abstractNumId w:val="1"/>
-  </w:num>
-  <w:num w:numId="34" w16cid:durableId="282662333">
-    <w:abstractNumId w:val="1"/>
-  </w:num>
-  <w:num w:numId="35" w16cid:durableId="1577130227">
+  <w:num w:numId="26" w16cid:durableId="1301612973">
     <w:abstractNumId w:val="2"/>
     <w:lvlOverride w:ilvl="0">
       <w:startOverride w:val="1"/>
@@ -27900,34 +28454,16 @@
       <w:startOverride w:val="1"/>
     </w:lvlOverride>
   </w:num>
-  <w:num w:numId="36" w16cid:durableId="1867526567">
+  <w:num w:numId="27" w16cid:durableId="928656552">
     <w:abstractNumId w:val="1"/>
   </w:num>
-  <w:num w:numId="37" w16cid:durableId="490563377">
+  <w:num w:numId="28" w16cid:durableId="2006785717">
     <w:abstractNumId w:val="1"/>
   </w:num>
-  <w:num w:numId="38" w16cid:durableId="414133908">
+  <w:num w:numId="29" w16cid:durableId="1069765662">
     <w:abstractNumId w:val="1"/>
   </w:num>
-  <w:num w:numId="39" w16cid:durableId="2054303285">
-    <w:abstractNumId w:val="1"/>
-  </w:num>
-  <w:num w:numId="40" w16cid:durableId="348872326">
-    <w:abstractNumId w:val="1"/>
-  </w:num>
-  <w:num w:numId="41" w16cid:durableId="968241760">
-    <w:abstractNumId w:val="1"/>
-  </w:num>
-  <w:num w:numId="42" w16cid:durableId="979727277">
-    <w:abstractNumId w:val="1"/>
-  </w:num>
-  <w:num w:numId="43" w16cid:durableId="1875730494">
-    <w:abstractNumId w:val="1"/>
-  </w:num>
-  <w:num w:numId="44" w16cid:durableId="775366054">
-    <w:abstractNumId w:val="1"/>
-  </w:num>
-  <w:num w:numId="45" w16cid:durableId="225068912">
+  <w:num w:numId="30" w16cid:durableId="1695036482">
     <w:abstractNumId w:val="2"/>
     <w:lvlOverride w:ilvl="0">
       <w:startOverride w:val="1"/>
@@ -27957,7 +28493,19 @@
       <w:startOverride w:val="1"/>
     </w:lvlOverride>
   </w:num>
-  <w:num w:numId="46" w16cid:durableId="106393082">
+  <w:num w:numId="31" w16cid:durableId="1302885450">
+    <w:abstractNumId w:val="1"/>
+  </w:num>
+  <w:num w:numId="32" w16cid:durableId="86465280">
+    <w:abstractNumId w:val="1"/>
+  </w:num>
+  <w:num w:numId="33" w16cid:durableId="185868384">
+    <w:abstractNumId w:val="1"/>
+  </w:num>
+  <w:num w:numId="34" w16cid:durableId="1997681257">
+    <w:abstractNumId w:val="1"/>
+  </w:num>
+  <w:num w:numId="35" w16cid:durableId="1251308223">
     <w:abstractNumId w:val="2"/>
     <w:lvlOverride w:ilvl="0">
       <w:startOverride w:val="1"/>
@@ -27987,29 +28535,146 @@
       <w:startOverride w:val="1"/>
     </w:lvlOverride>
   </w:num>
-  <w:num w:numId="47" w16cid:durableId="405498606">
+  <w:num w:numId="36" w16cid:durableId="954598277">
     <w:abstractNumId w:val="1"/>
   </w:num>
-  <w:num w:numId="48" w16cid:durableId="821115929">
+  <w:num w:numId="37" w16cid:durableId="499471890">
     <w:abstractNumId w:val="1"/>
   </w:num>
-  <w:num w:numId="49" w16cid:durableId="583682926">
+  <w:num w:numId="38" w16cid:durableId="1928616466">
     <w:abstractNumId w:val="1"/>
   </w:num>
-  <w:num w:numId="50" w16cid:durableId="1233156512">
+  <w:num w:numId="39" w16cid:durableId="1505433652">
     <w:abstractNumId w:val="1"/>
   </w:num>
-  <w:num w:numId="51" w16cid:durableId="468785231">
+  <w:num w:numId="40" w16cid:durableId="440300944">
     <w:abstractNumId w:val="1"/>
   </w:num>
-  <w:num w:numId="52" w16cid:durableId="1279490350">
+  <w:num w:numId="41" w16cid:durableId="74672345">
     <w:abstractNumId w:val="1"/>
   </w:num>
-  <w:num w:numId="53" w16cid:durableId="73935523">
+  <w:num w:numId="42" w16cid:durableId="1698894644">
     <w:abstractNumId w:val="1"/>
   </w:num>
-  <w:num w:numId="54" w16cid:durableId="1967615872">
+  <w:num w:numId="43" w16cid:durableId="1658918455">
     <w:abstractNumId w:val="1"/>
+  </w:num>
+  <w:num w:numId="44" w16cid:durableId="969438670">
+    <w:abstractNumId w:val="1"/>
+  </w:num>
+  <w:num w:numId="45" w16cid:durableId="750737436">
+    <w:abstractNumId w:val="2"/>
+    <w:lvlOverride w:ilvl="0">
+      <w:startOverride w:val="1"/>
+    </w:lvlOverride>
+    <w:lvlOverride w:ilvl="1">
+      <w:startOverride w:val="1"/>
+    </w:lvlOverride>
+    <w:lvlOverride w:ilvl="2">
+      <w:startOverride w:val="1"/>
+    </w:lvlOverride>
+    <w:lvlOverride w:ilvl="3">
+      <w:startOverride w:val="1"/>
+    </w:lvlOverride>
+    <w:lvlOverride w:ilvl="4">
+      <w:startOverride w:val="1"/>
+    </w:lvlOverride>
+    <w:lvlOverride w:ilvl="5">
+      <w:startOverride w:val="1"/>
+    </w:lvlOverride>
+    <w:lvlOverride w:ilvl="6">
+      <w:startOverride w:val="1"/>
+    </w:lvlOverride>
+    <w:lvlOverride w:ilvl="7">
+      <w:startOverride w:val="1"/>
+    </w:lvlOverride>
+    <w:lvlOverride w:ilvl="8">
+      <w:startOverride w:val="1"/>
+    </w:lvlOverride>
+  </w:num>
+  <w:num w:numId="46" w16cid:durableId="2135829094">
+    <w:abstractNumId w:val="2"/>
+    <w:lvlOverride w:ilvl="0">
+      <w:startOverride w:val="1"/>
+    </w:lvlOverride>
+    <w:lvlOverride w:ilvl="1">
+      <w:startOverride w:val="1"/>
+    </w:lvlOverride>
+    <w:lvlOverride w:ilvl="2">
+      <w:startOverride w:val="1"/>
+    </w:lvlOverride>
+    <w:lvlOverride w:ilvl="3">
+      <w:startOverride w:val="1"/>
+    </w:lvlOverride>
+    <w:lvlOverride w:ilvl="4">
+      <w:startOverride w:val="1"/>
+    </w:lvlOverride>
+    <w:lvlOverride w:ilvl="5">
+      <w:startOverride w:val="1"/>
+    </w:lvlOverride>
+    <w:lvlOverride w:ilvl="6">
+      <w:startOverride w:val="1"/>
+    </w:lvlOverride>
+    <w:lvlOverride w:ilvl="7">
+      <w:startOverride w:val="1"/>
+    </w:lvlOverride>
+    <w:lvlOverride w:ilvl="8">
+      <w:startOverride w:val="1"/>
+    </w:lvlOverride>
+  </w:num>
+  <w:num w:numId="47" w16cid:durableId="341127327">
+    <w:abstractNumId w:val="1"/>
+  </w:num>
+  <w:num w:numId="48" w16cid:durableId="2090761303">
+    <w:abstractNumId w:val="1"/>
+  </w:num>
+  <w:num w:numId="49" w16cid:durableId="1746563011">
+    <w:abstractNumId w:val="1"/>
+  </w:num>
+  <w:num w:numId="50" w16cid:durableId="1256399872">
+    <w:abstractNumId w:val="1"/>
+  </w:num>
+  <w:num w:numId="51" w16cid:durableId="1622758211">
+    <w:abstractNumId w:val="1"/>
+  </w:num>
+  <w:num w:numId="52" w16cid:durableId="64570049">
+    <w:abstractNumId w:val="1"/>
+  </w:num>
+  <w:num w:numId="53" w16cid:durableId="810487356">
+    <w:abstractNumId w:val="1"/>
+  </w:num>
+  <w:num w:numId="54" w16cid:durableId="599682824">
+    <w:abstractNumId w:val="1"/>
+  </w:num>
+  <w:num w:numId="55" w16cid:durableId="561016172">
+    <w:abstractNumId w:val="2"/>
+    <w:lvlOverride w:ilvl="0">
+      <w:startOverride w:val="1"/>
+    </w:lvlOverride>
+    <w:lvlOverride w:ilvl="1">
+      <w:startOverride w:val="1"/>
+    </w:lvlOverride>
+    <w:lvlOverride w:ilvl="2">
+      <w:startOverride w:val="1"/>
+    </w:lvlOverride>
+    <w:lvlOverride w:ilvl="3">
+      <w:startOverride w:val="1"/>
+    </w:lvlOverride>
+    <w:lvlOverride w:ilvl="4">
+      <w:startOverride w:val="1"/>
+    </w:lvlOverride>
+    <w:lvlOverride w:ilvl="5">
+      <w:startOverride w:val="1"/>
+    </w:lvlOverride>
+    <w:lvlOverride w:ilvl="6">
+      <w:startOverride w:val="1"/>
+    </w:lvlOverride>
+    <w:lvlOverride w:ilvl="7">
+      <w:startOverride w:val="1"/>
+    </w:lvlOverride>
+    <w:lvlOverride w:ilvl="8">
+      <w:startOverride w:val="1"/>
+    </w:lvlOverride>
   </w:num>
 </w:numbering>
 </file>
@@ -29244,7 +29909,7 @@
     <w:name w:val="header"/>
     <w:basedOn w:val="a"/>
     <w:link w:val="af1"/>
-    <w:rsid w:val="00276AAA"/>
+    <w:rsid w:val="00457CFB"/>
     <w:pPr>
       <w:tabs>
         <w:tab w:val="center" w:pos="4153"/>
@@ -29262,7 +29927,7 @@
     <w:name w:val="页眉 字符"/>
     <w:basedOn w:val="a1"/>
     <w:link w:val="af0"/>
-    <w:rsid w:val="00276AAA"/>
+    <w:rsid w:val="00457CFB"/>
     <w:rPr>
       <w:sz w:val="18"/>
       <w:szCs w:val="18"/>
@@ -29272,7 +29937,7 @@
     <w:name w:val="footer"/>
     <w:basedOn w:val="a"/>
     <w:link w:val="af3"/>
-    <w:rsid w:val="00276AAA"/>
+    <w:rsid w:val="00457CFB"/>
     <w:pPr>
       <w:tabs>
         <w:tab w:val="center" w:pos="4153"/>
@@ -29289,7 +29954,7 @@
     <w:name w:val="页脚 字符"/>
     <w:basedOn w:val="a1"/>
     <w:link w:val="af2"/>
-    <w:rsid w:val="00276AAA"/>
+    <w:rsid w:val="00457CFB"/>
     <w:rPr>
       <w:sz w:val="18"/>
       <w:szCs w:val="18"/>
@@ -29298,7 +29963,7 @@
   <w:style w:type="character" w:styleId="af4">
     <w:name w:val="page number"/>
     <w:basedOn w:val="a1"/>
-    <w:rsid w:val="00276AAA"/>
+    <w:rsid w:val="00457CFB"/>
   </w:style>
 </w:styles>
 </file>
